--- a/Research Logs/Dave/Research notes.docx
+++ b/Research Logs/Dave/Research notes.docx
@@ -1,6 +1,6 @@
 
 <file path=word/document.xml><?xml version="1.0" encoding="utf-8"?>
-<w:document xmlns:wpc="http://schemas.microsoft.com/office/word/2010/wordprocessingCanvas" xmlns:cx="http://schemas.microsoft.com/office/drawing/2014/chartex" xmlns:cx1="http://schemas.microsoft.com/office/drawing/2015/9/8/chartex" xmlns:cx2="http://schemas.microsoft.com/office/drawing/2015/10/21/chartex" xmlns:cx3="http://schemas.microsoft.com/office/drawing/2016/5/9/chartex" xmlns:cx4="http://schemas.microsoft.com/office/drawing/2016/5/10/chartex" xmlns:cx5="http://schemas.microsoft.com/office/drawing/2016/5/11/chartex" xmlns:cx6="http://schemas.microsoft.com/office/drawing/2016/5/12/chartex" xmlns:cx7="http://schemas.microsoft.com/office/drawing/2016/5/13/chartex" xmlns:cx8="http://schemas.microsoft.com/office/drawing/2016/5/14/chartex" xmlns:mc="http://schemas.openxmlformats.org/markup-compatibility/2006" xmlns:aink="http://schemas.microsoft.com/office/drawing/2016/ink" xmlns:am3d="http://schemas.microsoft.com/office/drawing/2017/model3d" xmlns:o="urn:schemas-microsoft-com:office:office" xmlns:oel="http://schemas.microsoft.com/office/2019/extlst" xmlns:r="http://schemas.openxmlformats.org/officeDocument/2006/relationships" xmlns:m="http://schemas.openxmlformats.org/officeDocument/2006/math" xmlns:v="urn:schemas-microsoft-com:vml" xmlns:wp14="http://schemas.microsoft.com/office/word/2010/wordprocessingDrawing" xmlns:wp="http://schemas.openxmlformats.org/drawingml/2006/wordprocessingDrawing" xmlns:w10="urn:schemas-microsoft-com:office:word" xmlns:w="http://schemas.openxmlformats.org/wordprocessingml/2006/main" xmlns:w14="http://schemas.microsoft.com/office/word/2010/wordml" xmlns:w15="http://schemas.microsoft.com/office/word/2012/wordml" xmlns:w16cei="http://schemas.microsoft.com/office/word/2026/wordml/cei" xmlns:w16cex="http://schemas.microsoft.com/office/word/2018/wordml/cex" xmlns:w16cid="http://schemas.microsoft.com/office/word/2016/wordml/cid" xmlns:w16="http://schemas.microsoft.com/office/word/2018/wordml" xmlns:w16du="http://schemas.microsoft.com/office/word/2023/wordml/word16du" xmlns:w16sdtdh="http://schemas.microsoft.com/office/word/2020/wordml/sdtdatahash" xmlns:w16sdtfl="http://schemas.microsoft.com/office/word/2024/wordml/sdtformatlock" xmlns:w16se="http://schemas.microsoft.com/office/word/2015/wordml/symex" xmlns:wpg="http://schemas.microsoft.com/office/word/2010/wordprocessingGroup" xmlns:wpi="http://schemas.microsoft.com/office/word/2010/wordprocessingInk" xmlns:wne="http://schemas.microsoft.com/office/word/2006/wordml" xmlns:wps="http://schemas.microsoft.com/office/word/2010/wordprocessingShape" mc:Ignorable="w14 w15 w16se w16cid w16 w16cex w16sdtdh w16sdtfl w16du wp14">
+<w:document xmlns:wpc="http://schemas.microsoft.com/office/word/2010/wordprocessingCanvas" xmlns:cx="http://schemas.microsoft.com/office/drawing/2014/chartex" xmlns:cx1="http://schemas.microsoft.com/office/drawing/2015/9/8/chartex" xmlns:cx2="http://schemas.microsoft.com/office/drawing/2015/10/21/chartex" xmlns:cx3="http://schemas.microsoft.com/office/drawing/2016/5/9/chartex" xmlns:cx4="http://schemas.microsoft.com/office/drawing/2016/5/10/chartex" xmlns:cx5="http://schemas.microsoft.com/office/drawing/2016/5/11/chartex" xmlns:cx6="http://schemas.microsoft.com/office/drawing/2016/5/12/chartex" xmlns:cx7="http://schemas.microsoft.com/office/drawing/2016/5/13/chartex" xmlns:cx8="http://schemas.microsoft.com/office/drawing/2016/5/14/chartex" xmlns:mc="http://schemas.openxmlformats.org/markup-compatibility/2006" xmlns:aink="http://schemas.microsoft.com/office/drawing/2016/ink" xmlns:am3d="http://schemas.microsoft.com/office/drawing/2017/model3d" xmlns:o="urn:schemas-microsoft-com:office:office" xmlns:oel="http://schemas.microsoft.com/office/2019/extlst" xmlns:r="http://schemas.openxmlformats.org/officeDocument/2006/relationships" xmlns:m="http://schemas.openxmlformats.org/officeDocument/2006/math" xmlns:v="urn:schemas-microsoft-com:vml" xmlns:wp14="http://schemas.microsoft.com/office/word/2010/wordprocessingDrawing" xmlns:wp="http://schemas.openxmlformats.org/drawingml/2006/wordprocessingDrawing" xmlns:w10="urn:schemas-microsoft-com:office:word" xmlns:w="http://schemas.openxmlformats.org/wordprocessingml/2006/main" xmlns:w14="http://schemas.microsoft.com/office/word/2010/wordml" xmlns:w15="http://schemas.microsoft.com/office/word/2012/wordml" xmlns:w16cex="http://schemas.microsoft.com/office/word/2018/wordml/cex" xmlns:w16cid="http://schemas.microsoft.com/office/word/2016/wordml/cid" xmlns:w16="http://schemas.microsoft.com/office/word/2018/wordml" xmlns:w16du="http://schemas.microsoft.com/office/word/2023/wordml/word16du" xmlns:w16sdtdh="http://schemas.microsoft.com/office/word/2020/wordml/sdtdatahash" xmlns:w16sdtfl="http://schemas.microsoft.com/office/word/2024/wordml/sdtformatlock" xmlns:w16se="http://schemas.microsoft.com/office/word/2015/wordml/symex" xmlns:wpg="http://schemas.microsoft.com/office/word/2010/wordprocessingGroup" xmlns:wpi="http://schemas.microsoft.com/office/word/2010/wordprocessingInk" xmlns:wne="http://schemas.microsoft.com/office/word/2006/wordml" xmlns:wps="http://schemas.microsoft.com/office/word/2010/wordprocessingShape" mc:Ignorable="w14 w15 w16se w16cid w16 w16cex w16sdtdh w16sdtfl w16du wp14">
   <w:body>
     <w:p>
       <w:pPr>
@@ -72,21 +72,7 @@
         <w:rPr>
           <w:lang w:val="en-NZ"/>
         </w:rPr>
-        <w:t xml:space="preserve">w: Define stages that work moves through, </w:t>
-      </w:r>
-      <w:proofErr w:type="spellStart"/>
-      <w:r>
-        <w:rPr>
-          <w:lang w:val="en-NZ"/>
-        </w:rPr>
-        <w:t>eg</w:t>
-      </w:r>
-      <w:proofErr w:type="spellEnd"/>
-      <w:r>
-        <w:rPr>
-          <w:lang w:val="en-NZ"/>
-        </w:rPr>
-        <w:t xml:space="preserve"> To Do, In Progress, Review, Done.</w:t>
+        <w:t>w: Define stages that work moves through, eg To Do, In Progress, Review, Done.</w:t>
       </w:r>
       <w:r>
         <w:rPr>
@@ -305,6 +291,378 @@
           <w:lang w:val="en-NZ"/>
         </w:rPr>
         <w:t>STATIK: Systems Thinking Approach To Introducing Kanban</w:t>
+      </w:r>
+    </w:p>
+    <w:p>
+      <w:pPr>
+        <w:rPr>
+          <w:b/>
+          <w:bCs/>
+          <w:lang w:val="en-NZ"/>
+        </w:rPr>
+      </w:pPr>
+      <w:r>
+        <w:rPr>
+          <w:b/>
+          <w:bCs/>
+          <w:lang w:val="en-NZ"/>
+        </w:rPr>
+        <w:t>Design Science</w:t>
+      </w:r>
+    </w:p>
+    <w:p>
+      <w:pPr>
+        <w:rPr>
+          <w:lang w:val="en-NZ"/>
+        </w:rPr>
+      </w:pPr>
+      <w:r>
+        <w:rPr>
+          <w:lang w:val="en-NZ"/>
+        </w:rPr>
+        <w:t>Design Science research is a research paradigm I which a designer answers questions relevant to human problems via the creation of innovative artifacts, thereby contributing new knowledge to the body of scientific evidence. The designed artifacts are both useful and fundamental in understanding that problem.</w:t>
+      </w:r>
+    </w:p>
+    <w:p>
+      <w:pPr>
+        <w:rPr>
+          <w:lang w:val="en-NZ"/>
+        </w:rPr>
+      </w:pPr>
+      <w:r>
+        <w:rPr>
+          <w:lang w:val="en-NZ"/>
+        </w:rPr>
+        <w:t>Behavioural science is cause and effect, with the goal of understanding a problem.</w:t>
+      </w:r>
+    </w:p>
+    <w:p>
+      <w:pPr>
+        <w:rPr>
+          <w:lang w:val="en-NZ"/>
+        </w:rPr>
+      </w:pPr>
+      <w:r>
+        <w:rPr>
+          <w:lang w:val="en-NZ"/>
+        </w:rPr>
+        <w:t xml:space="preserve">Design science is instrument and goal, with the goal of </w:t>
+      </w:r>
+      <w:r>
+        <w:rPr>
+          <w:lang w:val="en-NZ"/>
+        </w:rPr>
+        <w:t>utility/</w:t>
+      </w:r>
+      <w:r>
+        <w:rPr>
+          <w:lang w:val="en-NZ"/>
+        </w:rPr>
+        <w:t>solving problems.</w:t>
+      </w:r>
+    </w:p>
+    <w:p>
+      <w:pPr>
+        <w:rPr>
+          <w:lang w:val="en-NZ"/>
+        </w:rPr>
+      </w:pPr>
+      <w:r>
+        <w:rPr>
+          <w:lang w:val="en-NZ"/>
+        </w:rPr>
+        <w:t>Guidelines:</w:t>
+      </w:r>
+      <w:r>
+        <w:rPr>
+          <w:lang w:val="en-NZ"/>
+        </w:rPr>
+        <w:br/>
+        <w:t>Must produce a viable artifact.</w:t>
+      </w:r>
+      <w:r>
+        <w:rPr>
+          <w:lang w:val="en-NZ"/>
+        </w:rPr>
+        <w:br/>
+      </w:r>
+      <w:r>
+        <w:rPr>
+          <w:lang w:val="en-NZ"/>
+        </w:rPr>
+        <w:lastRenderedPageBreak/>
+        <w:t>Goal is to dev tech based solutions</w:t>
+      </w:r>
+      <w:r>
+        <w:rPr>
+          <w:lang w:val="en-NZ"/>
+        </w:rPr>
+        <w:t xml:space="preserve"> to important/relevant problems.</w:t>
+      </w:r>
+      <w:r>
+        <w:rPr>
+          <w:lang w:val="en-NZ"/>
+        </w:rPr>
+        <w:br/>
+      </w:r>
+      <w:r>
+        <w:rPr>
+          <w:lang w:val="en-NZ"/>
+        </w:rPr>
+        <w:t>Utility/quality/efficacy of an artifact must be evaluated.</w:t>
+      </w:r>
+      <w:r>
+        <w:rPr>
+          <w:lang w:val="en-NZ"/>
+        </w:rPr>
+        <w:br/>
+        <w:t>Must provide clear/verifiable contributions</w:t>
+      </w:r>
+      <w:r>
+        <w:rPr>
+          <w:lang w:val="en-NZ"/>
+        </w:rPr>
+        <w:t xml:space="preserve"> in areas of artifact, foundations, methodologies.</w:t>
+      </w:r>
+      <w:r>
+        <w:rPr>
+          <w:lang w:val="en-NZ"/>
+        </w:rPr>
+        <w:br/>
+      </w:r>
+      <w:r>
+        <w:rPr>
+          <w:lang w:val="en-NZ"/>
+        </w:rPr>
+        <w:t>Apply rigorous methods in construction/evaluation of the artifact.</w:t>
+      </w:r>
+      <w:r>
+        <w:rPr>
+          <w:lang w:val="en-NZ"/>
+        </w:rPr>
+        <w:br/>
+        <w:t>Utilize available means to reach desired ends</w:t>
+      </w:r>
+      <w:r>
+        <w:rPr>
+          <w:lang w:val="en-NZ"/>
+        </w:rPr>
+        <w:t>.</w:t>
+      </w:r>
+      <w:r>
+        <w:rPr>
+          <w:lang w:val="en-NZ"/>
+        </w:rPr>
+        <w:br/>
+        <w:t>Present it effectively</w:t>
+      </w:r>
+      <w:r>
+        <w:rPr>
+          <w:lang w:val="en-NZ"/>
+        </w:rPr>
+        <w:t xml:space="preserve"> to both tech and management oriented audiences.</w:t>
+      </w:r>
+    </w:p>
+    <w:p>
+      <w:pPr>
+        <w:rPr>
+          <w:lang w:val="en-NZ"/>
+        </w:rPr>
+      </w:pPr>
+      <w:r>
+        <w:rPr>
+          <w:lang w:val="en-NZ"/>
+        </w:rPr>
+        <w:t xml:space="preserve">It’s a cyclical process of </w:t>
+      </w:r>
+      <w:r>
+        <w:rPr>
+          <w:lang w:val="en-NZ"/>
+        </w:rPr>
+        <w:t xml:space="preserve">Identify problem, Eval, </w:t>
+      </w:r>
+      <w:r>
+        <w:rPr>
+          <w:lang w:val="en-NZ"/>
+        </w:rPr>
+        <w:t>Design</w:t>
+      </w:r>
+      <w:r>
+        <w:rPr>
+          <w:lang w:val="en-NZ"/>
+        </w:rPr>
+        <w:t>, E</w:t>
+      </w:r>
+      <w:r>
+        <w:rPr>
+          <w:lang w:val="en-NZ"/>
+        </w:rPr>
+        <w:t>val</w:t>
+      </w:r>
+      <w:r>
+        <w:rPr>
+          <w:lang w:val="en-NZ"/>
+        </w:rPr>
+        <w:t>, Construct, eval, Use, Eval, repeat.</w:t>
+      </w:r>
+    </w:p>
+    <w:p>
+      <w:pPr>
+        <w:rPr>
+          <w:lang w:val="en-NZ"/>
+        </w:rPr>
+      </w:pPr>
+    </w:p>
+    <w:p>
+      <w:pPr>
+        <w:rPr>
+          <w:lang w:val="en-NZ"/>
+        </w:rPr>
+      </w:pPr>
+      <w:r>
+        <w:rPr>
+          <w:lang w:val="en-NZ"/>
+        </w:rPr>
+        <w:t>Design:</w:t>
+      </w:r>
+      <w:r>
+        <w:rPr>
+          <w:lang w:val="en-NZ"/>
+        </w:rPr>
+        <w:t xml:space="preserve"> creating an artifact</w:t>
+      </w:r>
+      <w:r>
+        <w:rPr>
+          <w:lang w:val="en-NZ"/>
+        </w:rPr>
+        <w:br/>
+        <w:t>Design research: Improving/understanding design processes</w:t>
+      </w:r>
+      <w:r>
+        <w:rPr>
+          <w:lang w:val="en-NZ"/>
+        </w:rPr>
+        <w:br/>
+        <w:t>DSR: Creation of artifact to solve a problem and then analysing</w:t>
+      </w:r>
+      <w:r>
+        <w:rPr>
+          <w:lang w:val="en-NZ"/>
+        </w:rPr>
+        <w:t xml:space="preserve"> performance or learning by doing.</w:t>
+      </w:r>
+      <w:r>
+        <w:rPr>
+          <w:lang w:val="en-NZ"/>
+        </w:rPr>
+        <w:br/>
+        <w:t>Artifact: Mostly technological solution for a specific research problem. Created by humans and can be evaluated.</w:t>
+      </w:r>
+      <w:r>
+        <w:rPr>
+          <w:lang w:val="en-NZ"/>
+        </w:rPr>
+        <w:br/>
+      </w:r>
+    </w:p>
+    <w:p>
+      <w:pPr>
+        <w:rPr>
+          <w:lang w:val="en-NZ"/>
+        </w:rPr>
+      </w:pPr>
+      <w:r>
+        <w:rPr>
+          <w:lang w:val="en-NZ"/>
+        </w:rPr>
+        <w:t xml:space="preserve">DSR </w:t>
+      </w:r>
+      <w:r>
+        <w:rPr>
+          <w:lang w:val="en-NZ"/>
+        </w:rPr>
+        <w:t>Framework:</w:t>
+      </w:r>
+      <w:r>
+        <w:rPr>
+          <w:lang w:val="en-NZ"/>
+        </w:rPr>
+        <w:br/>
+        <w:t>Starts with a problem.</w:t>
+      </w:r>
+      <w:r>
+        <w:rPr>
+          <w:lang w:val="en-NZ"/>
+        </w:rPr>
+        <w:br/>
+      </w:r>
+      <w:r>
+        <w:rPr>
+          <w:lang w:val="en-NZ"/>
+        </w:rPr>
+        <w:t>R</w:t>
+      </w:r>
+      <w:r>
+        <w:rPr>
+          <w:lang w:val="en-NZ"/>
+        </w:rPr>
+        <w:t>elevance</w:t>
+      </w:r>
+      <w:r>
+        <w:rPr>
+          <w:lang w:val="en-NZ"/>
+        </w:rPr>
+        <w:t xml:space="preserve"> cycle: Define </w:t>
+      </w:r>
+      <w:r>
+        <w:rPr>
+          <w:lang w:val="en-NZ"/>
+        </w:rPr>
+        <w:t xml:space="preserve">app </w:t>
+      </w:r>
+      <w:r>
+        <w:rPr>
+          <w:lang w:val="en-NZ"/>
+        </w:rPr>
+        <w:t xml:space="preserve">context, determine requirements, </w:t>
+      </w:r>
+      <w:r>
+        <w:rPr>
+          <w:lang w:val="en-NZ"/>
+        </w:rPr>
+        <w:t>define success criteria.</w:t>
+      </w:r>
+      <w:r>
+        <w:rPr>
+          <w:lang w:val="en-NZ"/>
+        </w:rPr>
+        <w:br/>
+        <w:t xml:space="preserve">Rigour cycle: </w:t>
+      </w:r>
+      <w:r>
+        <w:rPr>
+          <w:lang w:val="en-NZ"/>
+        </w:rPr>
+        <w:t>video doesn’t explain this bit</w:t>
+      </w:r>
+      <w:r>
+        <w:rPr>
+          <w:lang w:val="en-NZ"/>
+        </w:rPr>
+        <w:br/>
+        <w:t xml:space="preserve">Design cycle: </w:t>
+      </w:r>
+      <w:r>
+        <w:rPr>
+          <w:lang w:val="en-NZ"/>
+        </w:rPr>
+        <w:t>video doesn’t explain this bit</w:t>
+      </w:r>
+      <w:r>
+        <w:rPr>
+          <w:lang w:val="en-NZ"/>
+        </w:rPr>
+        <w:br/>
       </w:r>
     </w:p>
     <w:sectPr>

--- a/Research Logs/Dave/Research notes.docx
+++ b/Research Logs/Dave/Research notes.docx
@@ -72,7 +72,35 @@
         <w:rPr>
           <w:lang w:val="en-NZ"/>
         </w:rPr>
-        <w:t>w: Define stages that work moves through, eg To Do, In Progress, Review, Done.</w:t>
+        <w:t xml:space="preserve">w: Define stages that work moves through, </w:t>
+      </w:r>
+      <w:proofErr w:type="spellStart"/>
+      <w:r>
+        <w:rPr>
+          <w:lang w:val="en-NZ"/>
+        </w:rPr>
+        <w:t>eg</w:t>
+      </w:r>
+      <w:proofErr w:type="spellEnd"/>
+      <w:r>
+        <w:rPr>
+          <w:lang w:val="en-NZ"/>
+        </w:rPr>
+        <w:t xml:space="preserve"> To Do, In Progress, Review, </w:t>
+      </w:r>
+      <w:proofErr w:type="gramStart"/>
+      <w:r>
+        <w:rPr>
+          <w:lang w:val="en-NZ"/>
+        </w:rPr>
+        <w:t>Done</w:t>
+      </w:r>
+      <w:proofErr w:type="gramEnd"/>
+      <w:r>
+        <w:rPr>
+          <w:lang w:val="en-NZ"/>
+        </w:rPr>
+        <w:t>.</w:t>
       </w:r>
       <w:r>
         <w:rPr>
@@ -105,7 +133,21 @@
           <w:lang w:val="en-NZ"/>
         </w:rPr>
         <w:br/>
-        <w:t>Set WIP limits: Each stage can only have X amount of tasks in them, encouraging flow</w:t>
+        <w:t xml:space="preserve">Set WIP limits: Each stage can only have X </w:t>
+      </w:r>
+      <w:proofErr w:type="gramStart"/>
+      <w:r>
+        <w:rPr>
+          <w:lang w:val="en-NZ"/>
+        </w:rPr>
+        <w:t>amount</w:t>
+      </w:r>
+      <w:proofErr w:type="gramEnd"/>
+      <w:r>
+        <w:rPr>
+          <w:lang w:val="en-NZ"/>
+        </w:rPr>
+        <w:t xml:space="preserve"> of tasks in them, encouraging flow</w:t>
       </w:r>
       <w:r>
         <w:rPr>
@@ -169,7 +211,21 @@
         <w:rPr>
           <w:lang w:val="en-NZ"/>
         </w:rPr>
-        <w:t>1: Visualise everything. The To-Do/In Progress/Done columns aren’t great if everyone has lots of In Progress, cuz there’s no real important information. Need more columns for more stages.</w:t>
+        <w:t xml:space="preserve">1: Visualise everything. The To-Do/In Progress/Done columns aren’t great if everyone has lots of In Progress, </w:t>
+      </w:r>
+      <w:proofErr w:type="spellStart"/>
+      <w:r>
+        <w:rPr>
+          <w:lang w:val="en-NZ"/>
+        </w:rPr>
+        <w:t>cuz</w:t>
+      </w:r>
+      <w:proofErr w:type="spellEnd"/>
+      <w:r>
+        <w:rPr>
+          <w:lang w:val="en-NZ"/>
+        </w:rPr>
+        <w:t xml:space="preserve"> there’s no real important information. Need more columns for more stages.</w:t>
       </w:r>
       <w:r>
         <w:rPr>
@@ -290,7 +346,21 @@
         <w:rPr>
           <w:lang w:val="en-NZ"/>
         </w:rPr>
-        <w:t>STATIK: Systems Thinking Approach To Introducing Kanban</w:t>
+        <w:t xml:space="preserve">STATIK: Systems Thinking Approach </w:t>
+      </w:r>
+      <w:proofErr w:type="gramStart"/>
+      <w:r>
+        <w:rPr>
+          <w:lang w:val="en-NZ"/>
+        </w:rPr>
+        <w:t>To</w:t>
+      </w:r>
+      <w:proofErr w:type="gramEnd"/>
+      <w:r>
+        <w:rPr>
+          <w:lang w:val="en-NZ"/>
+        </w:rPr>
+        <w:t xml:space="preserve"> Introducing Kanban</w:t>
       </w:r>
     </w:p>
     <w:p>
@@ -391,7 +461,21 @@
           <w:lang w:val="en-NZ"/>
         </w:rPr>
         <w:lastRenderedPageBreak/>
-        <w:t>Goal is to dev tech based solutions</w:t>
+        <w:t xml:space="preserve">Goal is to dev </w:t>
+      </w:r>
+      <w:proofErr w:type="gramStart"/>
+      <w:r>
+        <w:rPr>
+          <w:lang w:val="en-NZ"/>
+        </w:rPr>
+        <w:t>tech based</w:t>
+      </w:r>
+      <w:proofErr w:type="gramEnd"/>
+      <w:r>
+        <w:rPr>
+          <w:lang w:val="en-NZ"/>
+        </w:rPr>
+        <w:t xml:space="preserve"> solutions</w:t>
       </w:r>
       <w:r>
         <w:rPr>
@@ -649,6 +733,40 @@
         <w:rPr>
           <w:lang w:val="en-NZ"/>
         </w:rPr>
+        <w:t xml:space="preserve">. Its </w:t>
+      </w:r>
+      <w:proofErr w:type="spellStart"/>
+      <w:r>
+        <w:rPr>
+          <w:lang w:val="en-NZ"/>
+        </w:rPr>
+        <w:t>autotranslated</w:t>
+      </w:r>
+      <w:proofErr w:type="spellEnd"/>
+      <w:r>
+        <w:rPr>
+          <w:lang w:val="en-NZ"/>
+        </w:rPr>
+        <w:t xml:space="preserve"> from </w:t>
+      </w:r>
+      <w:proofErr w:type="spellStart"/>
+      <w:r>
+        <w:rPr>
+          <w:lang w:val="en-NZ"/>
+        </w:rPr>
+        <w:t>german</w:t>
+      </w:r>
+      <w:proofErr w:type="spellEnd"/>
+      <w:r>
+        <w:rPr>
+          <w:lang w:val="en-NZ"/>
+        </w:rPr>
+        <w:t xml:space="preserve"> so a little tricky to follow lol.</w:t>
+      </w:r>
+      <w:r>
+        <w:rPr>
+          <w:lang w:val="en-NZ"/>
+        </w:rPr>
         <w:br/>
         <w:t xml:space="preserve">Design cycle: </w:t>
       </w:r>
@@ -662,7 +780,700 @@
         <w:rPr>
           <w:lang w:val="en-NZ"/>
         </w:rPr>
-        <w:br/>
+        <w:t xml:space="preserve"> either</w:t>
+      </w:r>
+      <w:r>
+        <w:rPr>
+          <w:lang w:val="en-NZ"/>
+        </w:rPr>
+        <w:br/>
+      </w:r>
+    </w:p>
+    <w:p>
+      <w:pPr>
+        <w:rPr>
+          <w:lang w:val="en-NZ"/>
+        </w:rPr>
+      </w:pPr>
+      <w:r>
+        <w:rPr>
+          <w:b/>
+          <w:bCs/>
+          <w:lang w:val="en-NZ"/>
+        </w:rPr>
+        <w:t>Large language models in digital forensics: capabilities, challenges and future directions</w:t>
+      </w:r>
+      <w:r>
+        <w:rPr>
+          <w:b/>
+          <w:bCs/>
+          <w:lang w:val="en-NZ"/>
+        </w:rPr>
+        <w:t>:</w:t>
+      </w:r>
+      <w:r>
+        <w:rPr>
+          <w:b/>
+          <w:bCs/>
+          <w:lang w:val="en-NZ"/>
+        </w:rPr>
+        <w:br/>
+      </w:r>
+      <w:r>
+        <w:rPr>
+          <w:lang w:val="en-NZ"/>
+        </w:rPr>
+        <w:t>Digital Forensic Research Workshop (DFRWS)</w:t>
+      </w:r>
+      <w:r>
+        <w:rPr>
+          <w:lang w:val="en-NZ"/>
+        </w:rPr>
+        <w:t xml:space="preserve"> process. Identification, Preservation, Collection, Examination, Analysis, Presentation.</w:t>
+      </w:r>
+    </w:p>
+    <w:p>
+      <w:pPr>
+        <w:rPr>
+          <w:lang w:val="en-NZ"/>
+        </w:rPr>
+      </w:pPr>
+      <w:r>
+        <w:rPr>
+          <w:lang w:val="en-NZ"/>
+        </w:rPr>
+        <w:t>Generative AI is a subset of AI.</w:t>
+      </w:r>
+    </w:p>
+    <w:p>
+      <w:pPr>
+        <w:rPr>
+          <w:lang w:val="en-NZ"/>
+        </w:rPr>
+      </w:pPr>
+      <w:r>
+        <w:rPr>
+          <w:lang w:val="en-NZ"/>
+        </w:rPr>
+        <w:t>PROBLEMS with AI:</w:t>
+      </w:r>
+      <w:r>
+        <w:rPr>
+          <w:lang w:val="en-NZ"/>
+        </w:rPr>
+        <w:br/>
+      </w:r>
+      <w:r>
+        <w:rPr>
+          <w:b/>
+          <w:bCs/>
+          <w:lang w:val="en-NZ"/>
+        </w:rPr>
+        <w:t>Reproducibility</w:t>
+      </w:r>
+      <w:r>
+        <w:rPr>
+          <w:lang w:val="en-NZ"/>
+        </w:rPr>
+        <w:t xml:space="preserve">: </w:t>
+      </w:r>
+      <w:r>
+        <w:rPr>
+          <w:lang w:val="en-NZ"/>
+        </w:rPr>
+        <w:t xml:space="preserve">Telling it to do the same thing multiple times can have </w:t>
+      </w:r>
+      <w:r>
+        <w:rPr>
+          <w:lang w:val="en-NZ"/>
+        </w:rPr>
+        <w:t xml:space="preserve">varying/incorrect </w:t>
+      </w:r>
+      <w:r>
+        <w:rPr>
+          <w:lang w:val="en-NZ"/>
+        </w:rPr>
+        <w:t>outcomes</w:t>
+      </w:r>
+      <w:r>
+        <w:rPr>
+          <w:lang w:val="en-NZ"/>
+        </w:rPr>
+        <w:t>, especially with interpreting network packet data.</w:t>
+      </w:r>
+      <w:r>
+        <w:rPr>
+          <w:lang w:val="en-NZ"/>
+        </w:rPr>
+        <w:t xml:space="preserve"> Maybe score consistency as a metric, as well as accuracy.</w:t>
+      </w:r>
+      <w:r>
+        <w:rPr>
+          <w:lang w:val="en-NZ"/>
+        </w:rPr>
+        <w:br/>
+      </w:r>
+      <w:r>
+        <w:rPr>
+          <w:b/>
+          <w:bCs/>
+          <w:lang w:val="en-NZ"/>
+        </w:rPr>
+        <w:t>Context window limits</w:t>
+      </w:r>
+      <w:r>
+        <w:rPr>
+          <w:lang w:val="en-NZ"/>
+        </w:rPr>
+        <w:t xml:space="preserve">: </w:t>
+      </w:r>
+      <w:r>
+        <w:rPr>
+          <w:lang w:val="en-NZ"/>
+        </w:rPr>
+        <w:t xml:space="preserve">Models can’t process </w:t>
+      </w:r>
+      <w:r>
+        <w:rPr>
+          <w:lang w:val="en-NZ"/>
+        </w:rPr>
+        <w:t xml:space="preserve">lots of instructions all at once. </w:t>
+      </w:r>
+      <w:r>
+        <w:rPr>
+          <w:lang w:val="en-NZ"/>
+        </w:rPr>
+        <w:t xml:space="preserve">Content in the middle of a long input is processed worse than that at either end. </w:t>
+      </w:r>
+      <w:r>
+        <w:rPr>
+          <w:lang w:val="en-NZ"/>
+        </w:rPr>
+        <w:t xml:space="preserve">Test with Wireshark or Foremost. A test case with </w:t>
+      </w:r>
+      <w:r>
+        <w:rPr>
+          <w:lang w:val="en-NZ"/>
+        </w:rPr>
+        <w:t>a small dataset and a huge one. See if it misses stuff in the middle vs the edges.</w:t>
+      </w:r>
+      <w:r>
+        <w:rPr>
+          <w:lang w:val="en-NZ"/>
+        </w:rPr>
+        <w:br/>
+      </w:r>
+      <w:r>
+        <w:rPr>
+          <w:b/>
+          <w:bCs/>
+          <w:lang w:val="en-NZ"/>
+        </w:rPr>
+        <w:t>Binary data handling:</w:t>
+      </w:r>
+      <w:r>
+        <w:rPr>
+          <w:b/>
+          <w:bCs/>
+          <w:lang w:val="en-NZ"/>
+        </w:rPr>
+        <w:t xml:space="preserve"> </w:t>
+      </w:r>
+      <w:r>
+        <w:rPr>
+          <w:lang w:val="en-NZ"/>
+        </w:rPr>
+        <w:t>AI</w:t>
+      </w:r>
+      <w:r>
+        <w:rPr>
+          <w:b/>
+          <w:bCs/>
+          <w:lang w:val="en-NZ"/>
+        </w:rPr>
+        <w:t xml:space="preserve"> </w:t>
+      </w:r>
+      <w:r>
+        <w:rPr>
+          <w:lang w:val="en-NZ"/>
+        </w:rPr>
+        <w:t xml:space="preserve">isn’t </w:t>
+      </w:r>
+      <w:r>
+        <w:rPr>
+          <w:lang w:val="en-NZ"/>
+        </w:rPr>
+        <w:t xml:space="preserve">as </w:t>
+      </w:r>
+      <w:r>
+        <w:rPr>
+          <w:lang w:val="en-NZ"/>
+        </w:rPr>
+        <w:t>good</w:t>
+      </w:r>
+      <w:r>
+        <w:rPr>
+          <w:b/>
+          <w:bCs/>
+          <w:lang w:val="en-NZ"/>
+        </w:rPr>
+        <w:t xml:space="preserve"> </w:t>
+      </w:r>
+      <w:r>
+        <w:rPr>
+          <w:lang w:val="en-NZ"/>
+        </w:rPr>
+        <w:t>at</w:t>
+      </w:r>
+      <w:r>
+        <w:rPr>
+          <w:lang w:val="en-NZ"/>
+        </w:rPr>
+        <w:t xml:space="preserve"> processing raw units like binary/</w:t>
+      </w:r>
+      <w:proofErr w:type="spellStart"/>
+      <w:r>
+        <w:rPr>
+          <w:lang w:val="en-NZ"/>
+        </w:rPr>
+        <w:t>hexcode</w:t>
+      </w:r>
+      <w:proofErr w:type="spellEnd"/>
+      <w:r>
+        <w:rPr>
+          <w:lang w:val="en-NZ"/>
+        </w:rPr>
+        <w:t xml:space="preserve"> as it is at processing text. When humans encounter binary/hex, they use a converter. AI </w:t>
+      </w:r>
+      <w:r>
+        <w:rPr>
+          <w:lang w:val="en-NZ"/>
+        </w:rPr>
+        <w:t xml:space="preserve">can only do this if it has access to a converter. Test how </w:t>
+      </w:r>
+      <w:r>
+        <w:rPr>
+          <w:lang w:val="en-NZ"/>
+        </w:rPr>
+        <w:t xml:space="preserve">well </w:t>
+      </w:r>
+      <w:r>
+        <w:rPr>
+          <w:lang w:val="en-NZ"/>
+        </w:rPr>
+        <w:t xml:space="preserve">it works </w:t>
+      </w:r>
+      <w:r>
+        <w:rPr>
+          <w:lang w:val="en-NZ"/>
+        </w:rPr>
+        <w:t>with and without a converter tool.</w:t>
+      </w:r>
+      <w:r>
+        <w:rPr>
+          <w:b/>
+          <w:bCs/>
+          <w:lang w:val="en-NZ"/>
+        </w:rPr>
+        <w:br/>
+      </w:r>
+      <w:r>
+        <w:rPr>
+          <w:b/>
+          <w:bCs/>
+          <w:lang w:val="en-NZ"/>
+        </w:rPr>
+        <w:t>Hallucination</w:t>
+      </w:r>
+      <w:r>
+        <w:rPr>
+          <w:lang w:val="en-NZ"/>
+        </w:rPr>
+        <w:t>:</w:t>
+      </w:r>
+      <w:r>
+        <w:rPr>
+          <w:lang w:val="en-NZ"/>
+        </w:rPr>
+        <w:t xml:space="preserve"> </w:t>
+      </w:r>
+      <w:r>
+        <w:rPr>
+          <w:lang w:val="en-NZ"/>
+        </w:rPr>
+        <w:t>LLM</w:t>
+      </w:r>
+      <w:r>
+        <w:rPr>
+          <w:lang w:val="en-NZ"/>
+        </w:rPr>
+        <w:t xml:space="preserve">s hallucinate names and create </w:t>
+      </w:r>
+      <w:proofErr w:type="spellStart"/>
+      <w:r>
+        <w:rPr>
+          <w:lang w:val="en-NZ"/>
+        </w:rPr>
+        <w:t>nonexistent</w:t>
+      </w:r>
+      <w:proofErr w:type="spellEnd"/>
+      <w:r>
+        <w:rPr>
+          <w:lang w:val="en-NZ"/>
+        </w:rPr>
+        <w:t xml:space="preserve"> references. </w:t>
+      </w:r>
+      <w:r>
+        <w:rPr>
+          <w:lang w:val="en-NZ"/>
+        </w:rPr>
+        <w:t xml:space="preserve">Test if the AI invents anything that </w:t>
+      </w:r>
+      <w:r>
+        <w:rPr>
+          <w:lang w:val="en-NZ"/>
+        </w:rPr>
+        <w:t xml:space="preserve">isn’t there. Tool names, </w:t>
+      </w:r>
+      <w:r>
+        <w:rPr>
+          <w:lang w:val="en-NZ"/>
+        </w:rPr>
+        <w:t xml:space="preserve">files, citations. </w:t>
+      </w:r>
+      <w:r>
+        <w:rPr>
+          <w:lang w:val="en-NZ"/>
+        </w:rPr>
+        <w:t>Foremost outputs.</w:t>
+      </w:r>
+      <w:r>
+        <w:rPr>
+          <w:lang w:val="en-NZ"/>
+        </w:rPr>
+        <w:br/>
+      </w:r>
+      <w:r>
+        <w:rPr>
+          <w:b/>
+          <w:bCs/>
+          <w:lang w:val="en-NZ"/>
+        </w:rPr>
+        <w:t xml:space="preserve">Failure mode: </w:t>
+      </w:r>
+      <w:r>
+        <w:rPr>
+          <w:lang w:val="en-NZ"/>
+        </w:rPr>
+        <w:t>AI can</w:t>
+      </w:r>
+      <w:r>
+        <w:rPr>
+          <w:lang w:val="en-NZ"/>
+        </w:rPr>
+        <w:t xml:space="preserve"> break </w:t>
+      </w:r>
+      <w:r>
+        <w:rPr>
+          <w:lang w:val="en-NZ"/>
+        </w:rPr>
+        <w:t xml:space="preserve">if log entries don’t have sufficient contextual info. </w:t>
+      </w:r>
+      <w:r>
+        <w:rPr>
+          <w:lang w:val="en-NZ"/>
+        </w:rPr>
+        <w:t xml:space="preserve">They tend to either </w:t>
+      </w:r>
+      <w:r>
+        <w:rPr>
+          <w:lang w:val="en-NZ"/>
+        </w:rPr>
+        <w:t xml:space="preserve">degrade in quality, or refuse to </w:t>
+      </w:r>
+      <w:r>
+        <w:rPr>
+          <w:lang w:val="en-NZ"/>
+        </w:rPr>
+        <w:t>work at all</w:t>
+      </w:r>
+      <w:r>
+        <w:rPr>
+          <w:lang w:val="en-NZ"/>
+        </w:rPr>
+        <w:t xml:space="preserve">. </w:t>
+      </w:r>
+      <w:r>
+        <w:rPr>
+          <w:lang w:val="en-NZ"/>
+        </w:rPr>
+        <w:t xml:space="preserve">Test with some </w:t>
+      </w:r>
+      <w:r>
+        <w:rPr>
+          <w:lang w:val="en-NZ"/>
+        </w:rPr>
+        <w:t xml:space="preserve">cryptic info to see if it </w:t>
+      </w:r>
+      <w:r>
+        <w:rPr>
+          <w:lang w:val="en-NZ"/>
+        </w:rPr>
+        <w:t xml:space="preserve">gives </w:t>
+      </w:r>
+      <w:r>
+        <w:rPr>
+          <w:lang w:val="en-NZ"/>
+        </w:rPr>
+        <w:lastRenderedPageBreak/>
+        <w:t>up, or gives it a try.</w:t>
+      </w:r>
+      <w:r>
+        <w:rPr>
+          <w:lang w:val="en-NZ"/>
+        </w:rPr>
+        <w:br/>
+      </w:r>
+      <w:r>
+        <w:rPr>
+          <w:b/>
+          <w:bCs/>
+          <w:lang w:val="en-NZ"/>
+        </w:rPr>
+        <w:t xml:space="preserve">Poor quality </w:t>
+      </w:r>
+      <w:r>
+        <w:rPr>
+          <w:b/>
+          <w:bCs/>
+          <w:lang w:val="en-NZ"/>
+        </w:rPr>
+        <w:t>data</w:t>
+      </w:r>
+      <w:r>
+        <w:rPr>
+          <w:b/>
+          <w:bCs/>
+          <w:lang w:val="en-NZ"/>
+        </w:rPr>
+        <w:t xml:space="preserve">: </w:t>
+      </w:r>
+      <w:r>
+        <w:rPr>
+          <w:lang w:val="en-NZ"/>
+        </w:rPr>
+        <w:t xml:space="preserve">AI does poorly when data is corrupted, compressed, or </w:t>
+      </w:r>
+      <w:proofErr w:type="spellStart"/>
+      <w:r>
+        <w:rPr>
+          <w:lang w:val="en-NZ"/>
+        </w:rPr>
+        <w:t>adversarially</w:t>
+      </w:r>
+      <w:proofErr w:type="spellEnd"/>
+      <w:r>
+        <w:rPr>
+          <w:lang w:val="en-NZ"/>
+        </w:rPr>
+        <w:t xml:space="preserve"> manipulated.</w:t>
+      </w:r>
+      <w:r>
+        <w:rPr>
+          <w:lang w:val="en-NZ"/>
+        </w:rPr>
+        <w:t xml:space="preserve"> Test it with some crappy Foremost files.</w:t>
+      </w:r>
+    </w:p>
+    <w:p>
+      <w:pPr>
+        <w:rPr>
+          <w:lang w:val="en-NZ"/>
+        </w:rPr>
+      </w:pPr>
+      <w:r>
+        <w:rPr>
+          <w:b/>
+          <w:bCs/>
+          <w:lang w:val="en-NZ"/>
+        </w:rPr>
+        <w:t xml:space="preserve">Black box: </w:t>
+      </w:r>
+      <w:r>
+        <w:rPr>
+          <w:lang w:val="en-NZ"/>
+        </w:rPr>
+        <w:t xml:space="preserve">It’s digital forensics. You have to have evidence on </w:t>
+      </w:r>
+      <w:proofErr w:type="gramStart"/>
+      <w:r>
+        <w:rPr>
+          <w:lang w:val="en-NZ"/>
+        </w:rPr>
+        <w:t>things,</w:t>
+      </w:r>
+      <w:proofErr w:type="gramEnd"/>
+      <w:r>
+        <w:rPr>
+          <w:lang w:val="en-NZ"/>
+        </w:rPr>
+        <w:t xml:space="preserve"> everything has to be citeable. </w:t>
+      </w:r>
+      <w:r>
+        <w:rPr>
+          <w:lang w:val="en-NZ"/>
+        </w:rPr>
+        <w:t xml:space="preserve">Test if each claim can be traced to a specific line in the tool info, </w:t>
+      </w:r>
+      <w:r>
+        <w:rPr>
+          <w:lang w:val="en-NZ"/>
+        </w:rPr>
+        <w:t>see if it can show its work</w:t>
+      </w:r>
+      <w:r>
+        <w:rPr>
+          <w:lang w:val="en-NZ"/>
+        </w:rPr>
+        <w:t>.</w:t>
+      </w:r>
+      <w:r>
+        <w:rPr>
+          <w:lang w:val="en-NZ"/>
+        </w:rPr>
+        <w:br/>
+      </w:r>
+      <w:r>
+        <w:rPr>
+          <w:b/>
+          <w:bCs/>
+          <w:lang w:val="en-NZ"/>
+        </w:rPr>
+        <w:t>C</w:t>
+      </w:r>
+      <w:r>
+        <w:rPr>
+          <w:b/>
+          <w:bCs/>
+          <w:lang w:val="en-NZ"/>
+        </w:rPr>
+        <w:t xml:space="preserve">hain of custody: </w:t>
+      </w:r>
+      <w:r>
+        <w:rPr>
+          <w:lang w:val="en-NZ"/>
+        </w:rPr>
+        <w:t>Probably have some kind of log of each prompt used, including the model version and all parameters.</w:t>
+      </w:r>
+      <w:r>
+        <w:rPr>
+          <w:lang w:val="en-NZ"/>
+        </w:rPr>
+        <w:br/>
+      </w:r>
+      <w:r>
+        <w:rPr>
+          <w:b/>
+          <w:bCs/>
+          <w:lang w:val="en-NZ"/>
+        </w:rPr>
+        <w:t xml:space="preserve">Prompt engineering: </w:t>
+      </w:r>
+      <w:r>
+        <w:rPr>
+          <w:lang w:val="en-NZ"/>
+        </w:rPr>
+        <w:t xml:space="preserve">Can be an issue in how you tell the AI to do things. Test by giving it crappy prompts vs </w:t>
+      </w:r>
+      <w:r>
+        <w:rPr>
+          <w:lang w:val="en-NZ"/>
+        </w:rPr>
+        <w:t>good ones. See how it affects speed/accuracy/consistency.</w:t>
+      </w:r>
+      <w:r>
+        <w:rPr>
+          <w:lang w:val="en-NZ"/>
+        </w:rPr>
+        <w:br/>
+      </w:r>
+      <w:r>
+        <w:rPr>
+          <w:b/>
+          <w:bCs/>
+          <w:lang w:val="en-NZ"/>
+        </w:rPr>
+        <w:t>Compute</w:t>
+      </w:r>
+      <w:r>
+        <w:rPr>
+          <w:b/>
+          <w:bCs/>
+          <w:lang w:val="en-NZ"/>
+        </w:rPr>
+        <w:t xml:space="preserve"> costs</w:t>
+      </w:r>
+      <w:r>
+        <w:rPr>
+          <w:b/>
+          <w:bCs/>
+          <w:lang w:val="en-NZ"/>
+        </w:rPr>
+        <w:t>:</w:t>
+      </w:r>
+      <w:r>
+        <w:rPr>
+          <w:lang w:val="en-NZ"/>
+        </w:rPr>
+        <w:t xml:space="preserve"> </w:t>
+      </w:r>
+      <w:r>
+        <w:rPr>
+          <w:lang w:val="en-NZ"/>
+        </w:rPr>
+        <w:t>A</w:t>
+      </w:r>
+      <w:r>
+        <w:rPr>
+          <w:lang w:val="en-NZ"/>
+        </w:rPr>
+        <w:t xml:space="preserve"> simple AI </w:t>
+      </w:r>
+      <w:r>
+        <w:rPr>
+          <w:lang w:val="en-NZ"/>
+        </w:rPr>
+        <w:t xml:space="preserve">might do </w:t>
+      </w:r>
+      <w:r>
+        <w:rPr>
+          <w:lang w:val="en-NZ"/>
+        </w:rPr>
+        <w:t xml:space="preserve">the process in </w:t>
+      </w:r>
+      <w:r>
+        <w:rPr>
+          <w:lang w:val="en-NZ"/>
+        </w:rPr>
+        <w:t>3</w:t>
+      </w:r>
+      <w:r>
+        <w:rPr>
+          <w:lang w:val="en-NZ"/>
+        </w:rPr>
+        <w:t xml:space="preserve"> minutes, but </w:t>
+      </w:r>
+      <w:r>
+        <w:rPr>
+          <w:lang w:val="en-NZ"/>
+        </w:rPr>
+        <w:t>a better one might do it in 30 seconds. Test speed/accuracy/consistency on two different models</w:t>
+      </w:r>
+      <w:r>
+        <w:rPr>
+          <w:lang w:val="en-NZ"/>
+        </w:rPr>
+        <w:t>?</w:t>
       </w:r>
     </w:p>
     <w:sectPr>
@@ -1302,7 +2113,6 @@
   <w:style w:type="character" w:default="1" w:styleId="DefaultParagraphFont">
     <w:name w:val="Default Paragraph Font"/>
     <w:uiPriority w:val="1"/>
-    <w:semiHidden/>
     <w:unhideWhenUsed/>
   </w:style>
   <w:style w:type="table" w:default="1" w:styleId="TableNormal">

--- a/Research Logs/Dave/Research notes.docx
+++ b/Research Logs/Dave/Research notes.docx
@@ -72,35 +72,7 @@
         <w:rPr>
           <w:lang w:val="en-NZ"/>
         </w:rPr>
-        <w:t xml:space="preserve">w: Define stages that work moves through, </w:t>
-      </w:r>
-      <w:proofErr w:type="spellStart"/>
-      <w:r>
-        <w:rPr>
-          <w:lang w:val="en-NZ"/>
-        </w:rPr>
-        <w:t>eg</w:t>
-      </w:r>
-      <w:proofErr w:type="spellEnd"/>
-      <w:r>
-        <w:rPr>
-          <w:lang w:val="en-NZ"/>
-        </w:rPr>
-        <w:t xml:space="preserve"> To Do, In Progress, Review, </w:t>
-      </w:r>
-      <w:proofErr w:type="gramStart"/>
-      <w:r>
-        <w:rPr>
-          <w:lang w:val="en-NZ"/>
-        </w:rPr>
-        <w:t>Done</w:t>
-      </w:r>
-      <w:proofErr w:type="gramEnd"/>
-      <w:r>
-        <w:rPr>
-          <w:lang w:val="en-NZ"/>
-        </w:rPr>
-        <w:t>.</w:t>
+        <w:t>w: Define stages that work moves through, eg To Do, In Progress, Review, Done.</w:t>
       </w:r>
       <w:r>
         <w:rPr>
@@ -133,21 +105,7 @@
           <w:lang w:val="en-NZ"/>
         </w:rPr>
         <w:br/>
-        <w:t xml:space="preserve">Set WIP limits: Each stage can only have X </w:t>
-      </w:r>
-      <w:proofErr w:type="gramStart"/>
-      <w:r>
-        <w:rPr>
-          <w:lang w:val="en-NZ"/>
-        </w:rPr>
-        <w:t>amount</w:t>
-      </w:r>
-      <w:proofErr w:type="gramEnd"/>
-      <w:r>
-        <w:rPr>
-          <w:lang w:val="en-NZ"/>
-        </w:rPr>
-        <w:t xml:space="preserve"> of tasks in them, encouraging flow</w:t>
+        <w:t>Set WIP limits: Each stage can only have X amount of tasks in them, encouraging flow</w:t>
       </w:r>
       <w:r>
         <w:rPr>
@@ -211,21 +169,7 @@
         <w:rPr>
           <w:lang w:val="en-NZ"/>
         </w:rPr>
-        <w:t xml:space="preserve">1: Visualise everything. The To-Do/In Progress/Done columns aren’t great if everyone has lots of In Progress, </w:t>
-      </w:r>
-      <w:proofErr w:type="spellStart"/>
-      <w:r>
-        <w:rPr>
-          <w:lang w:val="en-NZ"/>
-        </w:rPr>
-        <w:t>cuz</w:t>
-      </w:r>
-      <w:proofErr w:type="spellEnd"/>
-      <w:r>
-        <w:rPr>
-          <w:lang w:val="en-NZ"/>
-        </w:rPr>
-        <w:t xml:space="preserve"> there’s no real important information. Need more columns for more stages.</w:t>
+        <w:t>1: Visualise everything. The To-Do/In Progress/Done columns aren’t great if everyone has lots of In Progress, cuz there’s no real important information. Need more columns for more stages.</w:t>
       </w:r>
       <w:r>
         <w:rPr>
@@ -346,21 +290,7 @@
         <w:rPr>
           <w:lang w:val="en-NZ"/>
         </w:rPr>
-        <w:t xml:space="preserve">STATIK: Systems Thinking Approach </w:t>
-      </w:r>
-      <w:proofErr w:type="gramStart"/>
-      <w:r>
-        <w:rPr>
-          <w:lang w:val="en-NZ"/>
-        </w:rPr>
-        <w:t>To</w:t>
-      </w:r>
-      <w:proofErr w:type="gramEnd"/>
-      <w:r>
-        <w:rPr>
-          <w:lang w:val="en-NZ"/>
-        </w:rPr>
-        <w:t xml:space="preserve"> Introducing Kanban</w:t>
+        <w:t>STATIK: Systems Thinking Approach To Introducing Kanban</w:t>
       </w:r>
     </w:p>
     <w:p>
@@ -461,21 +391,7 @@
           <w:lang w:val="en-NZ"/>
         </w:rPr>
         <w:lastRenderedPageBreak/>
-        <w:t xml:space="preserve">Goal is to dev </w:t>
-      </w:r>
-      <w:proofErr w:type="gramStart"/>
-      <w:r>
-        <w:rPr>
-          <w:lang w:val="en-NZ"/>
-        </w:rPr>
-        <w:t>tech based</w:t>
-      </w:r>
-      <w:proofErr w:type="gramEnd"/>
-      <w:r>
-        <w:rPr>
-          <w:lang w:val="en-NZ"/>
-        </w:rPr>
-        <w:t xml:space="preserve"> solutions</w:t>
+        <w:t>Goal is to dev tech based solutions</w:t>
       </w:r>
       <w:r>
         <w:rPr>
@@ -733,35 +649,7 @@
         <w:rPr>
           <w:lang w:val="en-NZ"/>
         </w:rPr>
-        <w:t xml:space="preserve">. Its </w:t>
-      </w:r>
-      <w:proofErr w:type="spellStart"/>
-      <w:r>
-        <w:rPr>
-          <w:lang w:val="en-NZ"/>
-        </w:rPr>
-        <w:t>autotranslated</w:t>
-      </w:r>
-      <w:proofErr w:type="spellEnd"/>
-      <w:r>
-        <w:rPr>
-          <w:lang w:val="en-NZ"/>
-        </w:rPr>
-        <w:t xml:space="preserve"> from </w:t>
-      </w:r>
-      <w:proofErr w:type="spellStart"/>
-      <w:r>
-        <w:rPr>
-          <w:lang w:val="en-NZ"/>
-        </w:rPr>
-        <w:t>german</w:t>
-      </w:r>
-      <w:proofErr w:type="spellEnd"/>
-      <w:r>
-        <w:rPr>
-          <w:lang w:val="en-NZ"/>
-        </w:rPr>
-        <w:t xml:space="preserve"> so a little tricky to follow lol.</w:t>
+        <w:t>. Its autotranslated from german so a little tricky to follow lol.</w:t>
       </w:r>
       <w:r>
         <w:rPr>
@@ -905,7 +793,19 @@
         <w:rPr>
           <w:lang w:val="en-NZ"/>
         </w:rPr>
-        <w:t xml:space="preserve"> Maybe score consistency as a metric, as well as accuracy.</w:t>
+        <w:t xml:space="preserve"> Maybe score consistency as a metric, as well as accuracy</w:t>
+      </w:r>
+      <w:r>
+        <w:rPr>
+          <w:lang w:val="en-NZ"/>
+        </w:rPr>
+        <w:t>/time</w:t>
+      </w:r>
+      <w:r>
+        <w:rPr>
+          <w:lang w:val="en-NZ"/>
+        </w:rPr>
+        <w:t>.</w:t>
       </w:r>
       <w:r>
         <w:rPr>
@@ -1029,21 +929,7 @@
         <w:rPr>
           <w:lang w:val="en-NZ"/>
         </w:rPr>
-        <w:t xml:space="preserve"> processing raw units like binary/</w:t>
-      </w:r>
-      <w:proofErr w:type="spellStart"/>
-      <w:r>
-        <w:rPr>
-          <w:lang w:val="en-NZ"/>
-        </w:rPr>
-        <w:t>hexcode</w:t>
-      </w:r>
-      <w:proofErr w:type="spellEnd"/>
-      <w:r>
-        <w:rPr>
-          <w:lang w:val="en-NZ"/>
-        </w:rPr>
-        <w:t xml:space="preserve"> as it is at processing text. When humans encounter binary/hex, they use a converter. AI </w:t>
+        <w:t xml:space="preserve"> processing raw units like binary/hexcode as it is at processing text. When humans encounter binary/hex, they use a converter. AI </w:t>
       </w:r>
       <w:r>
         <w:rPr>
@@ -1107,21 +993,7 @@
         <w:rPr>
           <w:lang w:val="en-NZ"/>
         </w:rPr>
-        <w:t xml:space="preserve">s hallucinate names and create </w:t>
-      </w:r>
-      <w:proofErr w:type="spellStart"/>
-      <w:r>
-        <w:rPr>
-          <w:lang w:val="en-NZ"/>
-        </w:rPr>
-        <w:t>nonexistent</w:t>
-      </w:r>
-      <w:proofErr w:type="spellEnd"/>
-      <w:r>
-        <w:rPr>
-          <w:lang w:val="en-NZ"/>
-        </w:rPr>
-        <w:t xml:space="preserve"> references. </w:t>
+        <w:t xml:space="preserve">s hallucinate names and create nonexistent references. </w:t>
       </w:r>
       <w:r>
         <w:rPr>
@@ -1262,27 +1134,189 @@
         <w:rPr>
           <w:lang w:val="en-NZ"/>
         </w:rPr>
-        <w:t xml:space="preserve">AI does poorly when data is corrupted, compressed, or </w:t>
-      </w:r>
-      <w:proofErr w:type="spellStart"/>
-      <w:r>
-        <w:rPr>
-          <w:lang w:val="en-NZ"/>
-        </w:rPr>
-        <w:t>adversarially</w:t>
-      </w:r>
-      <w:proofErr w:type="spellEnd"/>
-      <w:r>
-        <w:rPr>
-          <w:lang w:val="en-NZ"/>
-        </w:rPr>
-        <w:t xml:space="preserve"> manipulated.</w:t>
+        <w:t>AI does poorly when data is corrupted, compressed, or adversarially manipulated.</w:t>
       </w:r>
       <w:r>
         <w:rPr>
           <w:lang w:val="en-NZ"/>
         </w:rPr>
         <w:t xml:space="preserve"> Test it with some crappy Foremost files.</w:t>
+      </w:r>
+      <w:r>
+        <w:rPr>
+          <w:lang w:val="en-NZ"/>
+        </w:rPr>
+        <w:br/>
+      </w:r>
+      <w:r>
+        <w:rPr>
+          <w:b/>
+          <w:bCs/>
+          <w:lang w:val="en-NZ"/>
+        </w:rPr>
+        <w:t xml:space="preserve">Black box: </w:t>
+      </w:r>
+      <w:r>
+        <w:rPr>
+          <w:lang w:val="en-NZ"/>
+        </w:rPr>
+        <w:t xml:space="preserve">It’s digital forensics. You have to have evidence on things, everything has to be citeable. </w:t>
+      </w:r>
+      <w:r>
+        <w:rPr>
+          <w:lang w:val="en-NZ"/>
+        </w:rPr>
+        <w:t xml:space="preserve">Test if each claim can be traced to a specific line in the tool info, </w:t>
+      </w:r>
+      <w:r>
+        <w:rPr>
+          <w:lang w:val="en-NZ"/>
+        </w:rPr>
+        <w:t>see if it can show its work</w:t>
+      </w:r>
+      <w:r>
+        <w:rPr>
+          <w:lang w:val="en-NZ"/>
+        </w:rPr>
+        <w:t>.</w:t>
+      </w:r>
+      <w:r>
+        <w:rPr>
+          <w:lang w:val="en-NZ"/>
+        </w:rPr>
+        <w:br/>
+      </w:r>
+      <w:r>
+        <w:rPr>
+          <w:b/>
+          <w:bCs/>
+          <w:lang w:val="en-NZ"/>
+        </w:rPr>
+        <w:t>C</w:t>
+      </w:r>
+      <w:r>
+        <w:rPr>
+          <w:b/>
+          <w:bCs/>
+          <w:lang w:val="en-NZ"/>
+        </w:rPr>
+        <w:t xml:space="preserve">hain of custody: </w:t>
+      </w:r>
+      <w:r>
+        <w:rPr>
+          <w:lang w:val="en-NZ"/>
+        </w:rPr>
+        <w:t>Probably have some kind of log of each prompt used, including the model version and all parameters.</w:t>
+      </w:r>
+      <w:r>
+        <w:rPr>
+          <w:lang w:val="en-NZ"/>
+        </w:rPr>
+        <w:br/>
+      </w:r>
+      <w:r>
+        <w:rPr>
+          <w:b/>
+          <w:bCs/>
+          <w:lang w:val="en-NZ"/>
+        </w:rPr>
+        <w:t xml:space="preserve">Prompt engineering: </w:t>
+      </w:r>
+      <w:r>
+        <w:rPr>
+          <w:lang w:val="en-NZ"/>
+        </w:rPr>
+        <w:t xml:space="preserve">Can be an issue in how you tell the AI to do things. Test by giving it crappy prompts vs </w:t>
+      </w:r>
+      <w:r>
+        <w:rPr>
+          <w:lang w:val="en-NZ"/>
+        </w:rPr>
+        <w:t>good ones. See how it affects speed/accuracy/consistency.</w:t>
+      </w:r>
+      <w:r>
+        <w:rPr>
+          <w:lang w:val="en-NZ"/>
+        </w:rPr>
+        <w:br/>
+      </w:r>
+      <w:r>
+        <w:rPr>
+          <w:b/>
+          <w:bCs/>
+          <w:lang w:val="en-NZ"/>
+        </w:rPr>
+        <w:t>Compute</w:t>
+      </w:r>
+      <w:r>
+        <w:rPr>
+          <w:b/>
+          <w:bCs/>
+          <w:lang w:val="en-NZ"/>
+        </w:rPr>
+        <w:t xml:space="preserve"> costs</w:t>
+      </w:r>
+      <w:r>
+        <w:rPr>
+          <w:b/>
+          <w:bCs/>
+          <w:lang w:val="en-NZ"/>
+        </w:rPr>
+        <w:t>:</w:t>
+      </w:r>
+      <w:r>
+        <w:rPr>
+          <w:lang w:val="en-NZ"/>
+        </w:rPr>
+        <w:t xml:space="preserve"> </w:t>
+      </w:r>
+      <w:r>
+        <w:rPr>
+          <w:lang w:val="en-NZ"/>
+        </w:rPr>
+        <w:t>A</w:t>
+      </w:r>
+      <w:r>
+        <w:rPr>
+          <w:lang w:val="en-NZ"/>
+        </w:rPr>
+        <w:t xml:space="preserve"> simple AI </w:t>
+      </w:r>
+      <w:r>
+        <w:rPr>
+          <w:lang w:val="en-NZ"/>
+        </w:rPr>
+        <w:t xml:space="preserve">might do </w:t>
+      </w:r>
+      <w:r>
+        <w:rPr>
+          <w:lang w:val="en-NZ"/>
+        </w:rPr>
+        <w:t xml:space="preserve">the process in </w:t>
+      </w:r>
+      <w:r>
+        <w:rPr>
+          <w:lang w:val="en-NZ"/>
+        </w:rPr>
+        <w:t>3</w:t>
+      </w:r>
+      <w:r>
+        <w:rPr>
+          <w:lang w:val="en-NZ"/>
+        </w:rPr>
+        <w:t xml:space="preserve"> minutes, but </w:t>
+      </w:r>
+      <w:r>
+        <w:rPr>
+          <w:lang w:val="en-NZ"/>
+        </w:rPr>
+        <w:t>a better one might do it in 30 seconds. Test speed/accuracy/consistency on two different models</w:t>
+      </w:r>
+      <w:r>
+        <w:rPr>
+          <w:lang w:val="en-NZ"/>
+        </w:rPr>
+        <w:t>?</w:t>
       </w:r>
     </w:p>
     <w:p>
@@ -1297,183 +1331,142 @@
           <w:bCs/>
           <w:lang w:val="en-NZ"/>
         </w:rPr>
-        <w:t xml:space="preserve">Black box: </w:t>
-      </w:r>
-      <w:r>
-        <w:rPr>
-          <w:lang w:val="en-NZ"/>
-        </w:rPr>
-        <w:t xml:space="preserve">It’s digital forensics. You have to have evidence on </w:t>
-      </w:r>
-      <w:proofErr w:type="gramStart"/>
-      <w:r>
-        <w:rPr>
-          <w:lang w:val="en-NZ"/>
-        </w:rPr>
-        <w:t>things,</w:t>
-      </w:r>
-      <w:proofErr w:type="gramEnd"/>
-      <w:r>
-        <w:rPr>
-          <w:lang w:val="en-NZ"/>
-        </w:rPr>
-        <w:t xml:space="preserve"> everything has to be citeable. </w:t>
-      </w:r>
-      <w:r>
-        <w:rPr>
-          <w:lang w:val="en-NZ"/>
-        </w:rPr>
-        <w:t xml:space="preserve">Test if each claim can be traced to a specific line in the tool info, </w:t>
-      </w:r>
-      <w:r>
-        <w:rPr>
-          <w:lang w:val="en-NZ"/>
-        </w:rPr>
-        <w:t>see if it can show its work</w:t>
-      </w:r>
-      <w:r>
-        <w:rPr>
-          <w:lang w:val="en-NZ"/>
-        </w:rPr>
-        <w:t>.</w:t>
-      </w:r>
-      <w:r>
-        <w:rPr>
-          <w:lang w:val="en-NZ"/>
-        </w:rPr>
-        <w:br/>
-      </w:r>
-      <w:r>
-        <w:rPr>
-          <w:b/>
-          <w:bCs/>
-          <w:lang w:val="en-NZ"/>
-        </w:rPr>
-        <w:t>C</w:t>
-      </w:r>
-      <w:r>
-        <w:rPr>
-          <w:b/>
-          <w:bCs/>
-          <w:lang w:val="en-NZ"/>
-        </w:rPr>
-        <w:t xml:space="preserve">hain of custody: </w:t>
-      </w:r>
-      <w:r>
-        <w:rPr>
-          <w:lang w:val="en-NZ"/>
-        </w:rPr>
-        <w:t>Probably have some kind of log of each prompt used, including the model version and all parameters.</w:t>
-      </w:r>
-      <w:r>
-        <w:rPr>
-          <w:lang w:val="en-NZ"/>
-        </w:rPr>
-        <w:br/>
-      </w:r>
-      <w:r>
-        <w:rPr>
-          <w:b/>
-          <w:bCs/>
-          <w:lang w:val="en-NZ"/>
-        </w:rPr>
-        <w:t xml:space="preserve">Prompt engineering: </w:t>
-      </w:r>
-      <w:r>
-        <w:rPr>
-          <w:lang w:val="en-NZ"/>
-        </w:rPr>
-        <w:t xml:space="preserve">Can be an issue in how you tell the AI to do things. Test by giving it crappy prompts vs </w:t>
-      </w:r>
-      <w:r>
-        <w:rPr>
-          <w:lang w:val="en-NZ"/>
-        </w:rPr>
-        <w:t>good ones. See how it affects speed/accuracy/consistency.</w:t>
-      </w:r>
-      <w:r>
-        <w:rPr>
-          <w:lang w:val="en-NZ"/>
-        </w:rPr>
-        <w:br/>
-      </w:r>
-      <w:r>
-        <w:rPr>
-          <w:b/>
-          <w:bCs/>
-          <w:lang w:val="en-NZ"/>
-        </w:rPr>
-        <w:t>Compute</w:t>
-      </w:r>
-      <w:r>
-        <w:rPr>
-          <w:b/>
-          <w:bCs/>
-          <w:lang w:val="en-NZ"/>
-        </w:rPr>
-        <w:t xml:space="preserve"> costs</w:t>
-      </w:r>
-      <w:r>
-        <w:rPr>
-          <w:b/>
-          <w:bCs/>
-          <w:lang w:val="en-NZ"/>
-        </w:rPr>
-        <w:t>:</w:t>
-      </w:r>
-      <w:r>
-        <w:rPr>
-          <w:lang w:val="en-NZ"/>
-        </w:rPr>
-        <w:t xml:space="preserve"> </w:t>
-      </w:r>
-      <w:r>
-        <w:rPr>
-          <w:lang w:val="en-NZ"/>
-        </w:rPr>
-        <w:t>A</w:t>
-      </w:r>
-      <w:r>
-        <w:rPr>
-          <w:lang w:val="en-NZ"/>
-        </w:rPr>
-        <w:t xml:space="preserve"> simple AI </w:t>
-      </w:r>
-      <w:r>
-        <w:rPr>
-          <w:lang w:val="en-NZ"/>
-        </w:rPr>
-        <w:t xml:space="preserve">might do </w:t>
-      </w:r>
-      <w:r>
-        <w:rPr>
-          <w:lang w:val="en-NZ"/>
-        </w:rPr>
-        <w:t xml:space="preserve">the process in </w:t>
-      </w:r>
-      <w:r>
-        <w:rPr>
-          <w:lang w:val="en-NZ"/>
-        </w:rPr>
-        <w:t>3</w:t>
-      </w:r>
-      <w:r>
-        <w:rPr>
-          <w:lang w:val="en-NZ"/>
-        </w:rPr>
-        <w:t xml:space="preserve"> minutes, but </w:t>
-      </w:r>
-      <w:r>
-        <w:rPr>
-          <w:lang w:val="en-NZ"/>
-        </w:rPr>
-        <w:t>a better one might do it in 30 seconds. Test speed/accuracy/consistency on two different models</w:t>
-      </w:r>
-      <w:r>
-        <w:rPr>
-          <w:lang w:val="en-NZ"/>
-        </w:rPr>
-        <w:t>?</w:t>
+        <w:t>METRICS:</w:t>
+      </w:r>
+      <w:r>
+        <w:rPr>
+          <w:lang w:val="en-NZ"/>
+        </w:rPr>
+        <w:br/>
+      </w:r>
+      <w:r>
+        <w:rPr>
+          <w:b/>
+          <w:bCs/>
+        </w:rPr>
+        <w:t>Coverage</w:t>
+      </w:r>
+      <w:r>
+        <w:t xml:space="preserve">: How many findings were addressed (percentage). </w:t>
+      </w:r>
+      <w:r>
+        <w:br/>
+      </w:r>
+      <w:r>
+        <w:rPr>
+          <w:b/>
+          <w:bCs/>
+        </w:rPr>
+        <w:t>Accuracy</w:t>
+      </w:r>
+      <w:r>
+        <w:t>: How many addressed findings were correctly interpreted (percentage).</w:t>
+      </w:r>
+      <w:r>
+        <w:br/>
+      </w:r>
+      <w:r>
+        <w:rPr>
+          <w:b/>
+          <w:bCs/>
+        </w:rPr>
+        <w:t>Repeatability</w:t>
+      </w:r>
+      <w:r>
+        <w:t xml:space="preserve">: How many of the same conclusions were drawn each time when run multiple times (percentage). </w:t>
+      </w:r>
+      <w:r>
+        <w:br/>
+      </w:r>
+      <w:r>
+        <w:rPr>
+          <w:b/>
+          <w:bCs/>
+        </w:rPr>
+        <w:t>Traceability</w:t>
+      </w:r>
+      <w:r>
+        <w:t xml:space="preserve">: How many of the claims it made can be traced back to specific information (percentage). </w:t>
+      </w:r>
+      <w:r>
+        <w:br/>
+      </w:r>
+      <w:r>
+        <w:rPr>
+          <w:b/>
+          <w:bCs/>
+        </w:rPr>
+        <w:t>Time</w:t>
+      </w:r>
+      <w:r>
+        <w:t xml:space="preserve">: How long it took to complete (seconds). </w:t>
+      </w:r>
+      <w:r>
+        <w:br/>
+      </w:r>
+      <w:r>
+        <w:rPr>
+          <w:b/>
+          <w:bCs/>
+        </w:rPr>
+        <w:t>Cost</w:t>
+      </w:r>
+      <w:r>
+        <w:t xml:space="preserve">: How many tokens were used (number). </w:t>
+      </w:r>
+      <w:r>
+        <w:br/>
+      </w:r>
+      <w:r>
+        <w:rPr>
+          <w:b/>
+          <w:bCs/>
+        </w:rPr>
+        <w:t>Failure mode</w:t>
+      </w:r>
+      <w:r>
+        <w:t xml:space="preserve">: Did it refuse to process poor quality data, or just degrade in quality? (refused, degraded, or n/a). </w:t>
+      </w:r>
+      <w:r>
+        <w:br/>
+      </w:r>
+      <w:r>
+        <w:rPr>
+          <w:b/>
+          <w:bCs/>
+        </w:rPr>
+        <w:t>Confidence</w:t>
+      </w:r>
+      <w:r>
+        <w:t>: Does it present uncertain data confidently or flag it as potentially ambiguous? Also is it really hesitant about clear data? (overconfident/correctly flagged/overcautious).</w:t>
+      </w:r>
+    </w:p>
+    <w:p>
+      <w:pPr>
+        <w:rPr>
+          <w:lang w:val="en-NZ"/>
+        </w:rPr>
+      </w:pPr>
+      <w:r>
+        <w:rPr>
+          <w:b/>
+          <w:bCs/>
+          <w:lang w:val="en-NZ"/>
+        </w:rPr>
+        <w:t>TESTS:</w:t>
+      </w:r>
+      <w:r>
+        <w:rPr>
+          <w:lang w:val="en-NZ"/>
+        </w:rPr>
+        <w:br/>
+        <w:t>Nmap:</w:t>
+      </w:r>
+      <w:r>
+        <w:rPr>
+          <w:lang w:val="en-NZ"/>
+        </w:rPr>
+        <w:br/>
       </w:r>
     </w:p>
     <w:sectPr>

--- a/Research Logs/Dave/Research notes.docx
+++ b/Research Logs/Dave/Research notes.docx
@@ -1320,11 +1320,6 @@
       </w:r>
     </w:p>
     <w:p>
-      <w:pPr>
-        <w:rPr>
-          <w:lang w:val="en-NZ"/>
-        </w:rPr>
-      </w:pPr>
       <w:r>
         <w:rPr>
           <w:b/>
@@ -1439,6 +1434,33 @@
       </w:r>
       <w:r>
         <w:t>: Does it present uncertain data confidently or flag it as potentially ambiguous? Also is it really hesitant about clear data? (overconfident/correctly flagged/overcautious).</w:t>
+      </w:r>
+    </w:p>
+    <w:p/>
+    <w:p>
+      <w:r>
+        <w:t>Design Science some more:</w:t>
+      </w:r>
+      <w:r>
+        <w:br/>
+      </w:r>
+      <w:r>
+        <w:t>2:45</w:t>
+      </w:r>
+    </w:p>
+    <w:p>
+      <w:r>
+        <w:t>IS research had no shared framework for doing design science</w:t>
+      </w:r>
+      <w:r>
+        <w:t xml:space="preserve">. Solution was DSRM. It was built by comparing </w:t>
+      </w:r>
+      <w:r>
+        <w:t>existing processes and pulled common elements.</w:t>
+      </w:r>
+      <w:r>
+        <w:br/>
+        <w:t>Its nonlinear. Can start at 4 different points. Problem centered, objective centered, des/dev centered, client/context centered.</w:t>
       </w:r>
     </w:p>
     <w:p>
@@ -1447,27 +1469,6 @@
           <w:lang w:val="en-NZ"/>
         </w:rPr>
       </w:pPr>
-      <w:r>
-        <w:rPr>
-          <w:b/>
-          <w:bCs/>
-          <w:lang w:val="en-NZ"/>
-        </w:rPr>
-        <w:t>TESTS:</w:t>
-      </w:r>
-      <w:r>
-        <w:rPr>
-          <w:lang w:val="en-NZ"/>
-        </w:rPr>
-        <w:br/>
-        <w:t>Nmap:</w:t>
-      </w:r>
-      <w:r>
-        <w:rPr>
-          <w:lang w:val="en-NZ"/>
-        </w:rPr>
-        <w:br/>
-      </w:r>
     </w:p>
     <w:sectPr>
       <w:pgSz w:w="11906" w:h="16838"/>
@@ -2106,6 +2107,7 @@
   <w:style w:type="character" w:default="1" w:styleId="DefaultParagraphFont">
     <w:name w:val="Default Paragraph Font"/>
     <w:uiPriority w:val="1"/>
+    <w:semiHidden/>
     <w:unhideWhenUsed/>
   </w:style>
   <w:style w:type="table" w:default="1" w:styleId="TableNormal">

--- a/Research Logs/Dave/Research notes.docx
+++ b/Research Logs/Dave/Research notes.docx
@@ -1469,6 +1469,207 @@
           <w:lang w:val="en-NZ"/>
         </w:rPr>
       </w:pPr>
+    </w:p>
+    <w:p>
+      <w:pPr>
+        <w:rPr>
+          <w:lang w:val="en-NZ"/>
+        </w:rPr>
+      </w:pPr>
+    </w:p>
+    <w:p>
+      <w:pPr>
+        <w:rPr>
+          <w:lang w:val="en-NZ"/>
+        </w:rPr>
+      </w:pPr>
+      <w:r>
+        <w:rPr>
+          <w:b/>
+          <w:bCs/>
+          <w:lang w:val="en-NZ"/>
+        </w:rPr>
+        <w:t>Wireshark:</w:t>
+      </w:r>
+      <w:r>
+        <w:rPr>
+          <w:b/>
+          <w:bCs/>
+          <w:lang w:val="en-NZ"/>
+        </w:rPr>
+        <w:br/>
+      </w:r>
+      <w:r>
+        <w:rPr>
+          <w:lang w:val="en-NZ"/>
+        </w:rPr>
+        <w:t>Basics:</w:t>
+      </w:r>
+      <w:r>
+        <w:rPr>
+          <w:lang w:val="en-NZ"/>
+        </w:rPr>
+        <w:br/>
+      </w:r>
+      <w:r>
+        <w:rPr>
+          <w:lang w:val="en-NZ"/>
+        </w:rPr>
+        <w:t>Look for</w:t>
+      </w:r>
+      <w:r>
+        <w:rPr>
+          <w:lang w:val="en-NZ"/>
+        </w:rPr>
+        <w:t xml:space="preserve"> Connection issues, Re-transmissions, specific protocol traffic. </w:t>
+      </w:r>
+    </w:p>
+    <w:p>
+      <w:pPr>
+        <w:rPr>
+          <w:lang w:val="en-NZ"/>
+        </w:rPr>
+      </w:pPr>
+      <w:r>
+        <w:rPr>
+          <w:lang w:val="en-NZ"/>
+        </w:rPr>
+        <w:t xml:space="preserve">Identify high volume stuff, and </w:t>
+      </w:r>
+      <w:r>
+        <w:rPr>
+          <w:lang w:val="en-NZ"/>
+        </w:rPr>
+        <w:t>use Follow TCP Stream to see traffic flow.</w:t>
+      </w:r>
+      <w:r>
+        <w:rPr>
+          <w:lang w:val="en-NZ"/>
+        </w:rPr>
+        <w:br/>
+      </w:r>
+    </w:p>
+    <w:p>
+      <w:pPr>
+        <w:rPr>
+          <w:lang w:val="en-NZ"/>
+        </w:rPr>
+      </w:pPr>
+      <w:r>
+        <w:rPr>
+          <w:lang w:val="en-NZ"/>
+        </w:rPr>
+        <w:lastRenderedPageBreak/>
+        <w:t>Intermediate</w:t>
+      </w:r>
+      <w:r>
+        <w:rPr>
+          <w:lang w:val="en-NZ"/>
+        </w:rPr>
+        <w:br/>
+      </w:r>
+      <w:r>
+        <w:rPr>
+          <w:lang w:val="en-NZ"/>
+        </w:rPr>
+        <w:t>You can make notes</w:t>
+      </w:r>
+      <w:r>
+        <w:rPr>
+          <w:lang w:val="en-NZ"/>
+        </w:rPr>
+        <w:t xml:space="preserve"> in Wireshark on specific captur</w:t>
+      </w:r>
+      <w:r>
+        <w:rPr>
+          <w:lang w:val="en-NZ"/>
+        </w:rPr>
+        <w:t>ed frames.</w:t>
+      </w:r>
+      <w:r>
+        <w:rPr>
+          <w:lang w:val="en-NZ"/>
+        </w:rPr>
+        <w:br/>
+        <w:t>Much ado about certificates.</w:t>
+      </w:r>
+    </w:p>
+    <w:p>
+      <w:pPr>
+        <w:rPr>
+          <w:lang w:val="en-NZ"/>
+        </w:rPr>
+      </w:pPr>
+      <w:r>
+        <w:rPr>
+          <w:lang w:val="en-NZ"/>
+        </w:rPr>
+        <w:t>Finding a server IP with DNS</w:t>
+      </w:r>
+      <w:r>
+        <w:rPr>
+          <w:lang w:val="en-NZ"/>
+        </w:rPr>
+        <w:br/>
+      </w:r>
+      <w:r>
+        <w:rPr>
+          <w:lang w:val="en-NZ"/>
+        </w:rPr>
+        <w:t>Find a server’s IP with DNS queries.</w:t>
+      </w:r>
+      <w:r>
+        <w:rPr>
+          <w:lang w:val="en-NZ"/>
+        </w:rPr>
+        <w:br/>
+        <w:t>Use ICMP ping packets to mark capture points/handshake failures.</w:t>
+      </w:r>
+      <w:r>
+        <w:rPr>
+          <w:lang w:val="en-NZ"/>
+        </w:rPr>
+        <w:br/>
+      </w:r>
+      <w:r>
+        <w:rPr>
+          <w:lang w:val="en-NZ"/>
+        </w:rPr>
+        <w:t>DNS enumeration, brute force attack, suspicious NTLM/Responder traffic.</w:t>
+      </w:r>
+      <w:r>
+        <w:rPr>
+          <w:lang w:val="en-NZ"/>
+        </w:rPr>
+        <w:br/>
+        <w:t xml:space="preserve">Detect NMAP scan </w:t>
+      </w:r>
+      <w:r>
+        <w:rPr>
+          <w:lang w:val="en-NZ"/>
+        </w:rPr>
+        <w:t>with abnormal patterns:</w:t>
+      </w:r>
+      <w:r>
+        <w:rPr>
+          <w:lang w:val="en-NZ"/>
+        </w:rPr>
+        <w:br/>
+        <w:t xml:space="preserve">Source port reuse, high reset volume, </w:t>
+      </w:r>
+      <w:r>
+        <w:rPr>
+          <w:lang w:val="en-NZ"/>
+        </w:rPr>
+        <w:t>Unanswered probing, I/O Graph spikes, Time efficiency.</w:t>
+      </w:r>
+      <w:r>
+        <w:rPr>
+          <w:lang w:val="en-NZ"/>
+        </w:rPr>
+        <w:br/>
+        <w:t>Investigate the source IP if you see the above.</w:t>
+      </w:r>
     </w:p>
     <w:sectPr>
       <w:pgSz w:w="11906" w:h="16838"/>

--- a/Research Logs/Dave/Research notes.docx
+++ b/Research Logs/Dave/Research notes.docx
@@ -72,7 +72,21 @@
         <w:rPr>
           <w:lang w:val="en-NZ"/>
         </w:rPr>
-        <w:t>w: Define stages that work moves through, eg To Do, In Progress, Review, Done.</w:t>
+        <w:t xml:space="preserve">w: Define stages that work moves through, </w:t>
+      </w:r>
+      <w:proofErr w:type="spellStart"/>
+      <w:r>
+        <w:rPr>
+          <w:lang w:val="en-NZ"/>
+        </w:rPr>
+        <w:t>eg</w:t>
+      </w:r>
+      <w:proofErr w:type="spellEnd"/>
+      <w:r>
+        <w:rPr>
+          <w:lang w:val="en-NZ"/>
+        </w:rPr>
+        <w:t xml:space="preserve"> To Do, In Progress, Review, Done.</w:t>
       </w:r>
       <w:r>
         <w:rPr>
@@ -169,7 +183,21 @@
         <w:rPr>
           <w:lang w:val="en-NZ"/>
         </w:rPr>
-        <w:t>1: Visualise everything. The To-Do/In Progress/Done columns aren’t great if everyone has lots of In Progress, cuz there’s no real important information. Need more columns for more stages.</w:t>
+        <w:t xml:space="preserve">1: Visualise everything. The To-Do/In Progress/Done columns aren’t great if everyone has lots of In Progress, </w:t>
+      </w:r>
+      <w:proofErr w:type="spellStart"/>
+      <w:r>
+        <w:rPr>
+          <w:lang w:val="en-NZ"/>
+        </w:rPr>
+        <w:t>cuz</w:t>
+      </w:r>
+      <w:proofErr w:type="spellEnd"/>
+      <w:r>
+        <w:rPr>
+          <w:lang w:val="en-NZ"/>
+        </w:rPr>
+        <w:t xml:space="preserve"> there’s no real important information. Need more columns for more stages.</w:t>
       </w:r>
       <w:r>
         <w:rPr>
@@ -649,7 +677,35 @@
         <w:rPr>
           <w:lang w:val="en-NZ"/>
         </w:rPr>
-        <w:t>. Its autotranslated from german so a little tricky to follow lol.</w:t>
+        <w:t xml:space="preserve">. Its </w:t>
+      </w:r>
+      <w:proofErr w:type="spellStart"/>
+      <w:r>
+        <w:rPr>
+          <w:lang w:val="en-NZ"/>
+        </w:rPr>
+        <w:t>autotranslated</w:t>
+      </w:r>
+      <w:proofErr w:type="spellEnd"/>
+      <w:r>
+        <w:rPr>
+          <w:lang w:val="en-NZ"/>
+        </w:rPr>
+        <w:t xml:space="preserve"> from </w:t>
+      </w:r>
+      <w:proofErr w:type="spellStart"/>
+      <w:r>
+        <w:rPr>
+          <w:lang w:val="en-NZ"/>
+        </w:rPr>
+        <w:t>german</w:t>
+      </w:r>
+      <w:proofErr w:type="spellEnd"/>
+      <w:r>
+        <w:rPr>
+          <w:lang w:val="en-NZ"/>
+        </w:rPr>
+        <w:t xml:space="preserve"> so a little tricky to follow lol.</w:t>
       </w:r>
       <w:r>
         <w:rPr>
@@ -929,7 +985,21 @@
         <w:rPr>
           <w:lang w:val="en-NZ"/>
         </w:rPr>
-        <w:t xml:space="preserve"> processing raw units like binary/hexcode as it is at processing text. When humans encounter binary/hex, they use a converter. AI </w:t>
+        <w:t xml:space="preserve"> processing raw units like binary/</w:t>
+      </w:r>
+      <w:proofErr w:type="spellStart"/>
+      <w:r>
+        <w:rPr>
+          <w:lang w:val="en-NZ"/>
+        </w:rPr>
+        <w:t>hexcode</w:t>
+      </w:r>
+      <w:proofErr w:type="spellEnd"/>
+      <w:r>
+        <w:rPr>
+          <w:lang w:val="en-NZ"/>
+        </w:rPr>
+        <w:t xml:space="preserve"> as it is at processing text. When humans encounter binary/hex, they use a converter. AI </w:t>
       </w:r>
       <w:r>
         <w:rPr>
@@ -993,7 +1063,21 @@
         <w:rPr>
           <w:lang w:val="en-NZ"/>
         </w:rPr>
-        <w:t xml:space="preserve">s hallucinate names and create nonexistent references. </w:t>
+        <w:t xml:space="preserve">s hallucinate names and create </w:t>
+      </w:r>
+      <w:proofErr w:type="spellStart"/>
+      <w:r>
+        <w:rPr>
+          <w:lang w:val="en-NZ"/>
+        </w:rPr>
+        <w:t>nonexistent</w:t>
+      </w:r>
+      <w:proofErr w:type="spellEnd"/>
+      <w:r>
+        <w:rPr>
+          <w:lang w:val="en-NZ"/>
+        </w:rPr>
+        <w:t xml:space="preserve"> references. </w:t>
       </w:r>
       <w:r>
         <w:rPr>
@@ -1134,7 +1218,21 @@
         <w:rPr>
           <w:lang w:val="en-NZ"/>
         </w:rPr>
-        <w:t>AI does poorly when data is corrupted, compressed, or adversarially manipulated.</w:t>
+        <w:t xml:space="preserve">AI does poorly when data is corrupted, compressed, or </w:t>
+      </w:r>
+      <w:proofErr w:type="spellStart"/>
+      <w:r>
+        <w:rPr>
+          <w:lang w:val="en-NZ"/>
+        </w:rPr>
+        <w:t>adversarially</w:t>
+      </w:r>
+      <w:proofErr w:type="spellEnd"/>
+      <w:r>
+        <w:rPr>
+          <w:lang w:val="en-NZ"/>
+        </w:rPr>
+        <w:t xml:space="preserve"> manipulated.</w:t>
       </w:r>
       <w:r>
         <w:rPr>
@@ -1460,7 +1558,39 @@
       </w:r>
       <w:r>
         <w:br/>
-        <w:t>Its nonlinear. Can start at 4 different points. Problem centered, objective centered, des/dev centered, client/context centered.</w:t>
+        <w:t xml:space="preserve">Its nonlinear. Can start at 4 different points. Problem </w:t>
+      </w:r>
+      <w:proofErr w:type="spellStart"/>
+      <w:r>
+        <w:t>centered</w:t>
+      </w:r>
+      <w:proofErr w:type="spellEnd"/>
+      <w:r>
+        <w:t xml:space="preserve">, objective </w:t>
+      </w:r>
+      <w:proofErr w:type="spellStart"/>
+      <w:r>
+        <w:t>centered</w:t>
+      </w:r>
+      <w:proofErr w:type="spellEnd"/>
+      <w:r>
+        <w:t xml:space="preserve">, des/dev </w:t>
+      </w:r>
+      <w:proofErr w:type="spellStart"/>
+      <w:r>
+        <w:t>centered</w:t>
+      </w:r>
+      <w:proofErr w:type="spellEnd"/>
+      <w:r>
+        <w:t xml:space="preserve">, client/context </w:t>
+      </w:r>
+      <w:proofErr w:type="spellStart"/>
+      <w:r>
+        <w:t>centered</w:t>
+      </w:r>
+      <w:proofErr w:type="spellEnd"/>
+      <w:r>
+        <w:t>.</w:t>
       </w:r>
     </w:p>
     <w:p>
@@ -1669,6 +1799,125 @@
         </w:rPr>
         <w:br/>
         <w:t>Investigate the source IP if you see the above.</w:t>
+      </w:r>
+    </w:p>
+    <w:p>
+      <w:pPr>
+        <w:rPr>
+          <w:b/>
+          <w:bCs/>
+          <w:lang w:val="en-NZ"/>
+        </w:rPr>
+      </w:pPr>
+      <w:r>
+        <w:rPr>
+          <w:b/>
+          <w:bCs/>
+          <w:lang w:val="en-NZ"/>
+        </w:rPr>
+        <w:t>AI Wireshark</w:t>
+      </w:r>
+    </w:p>
+    <w:p>
+      <w:pPr>
+        <w:rPr>
+          <w:lang w:val="en-NZ"/>
+        </w:rPr>
+      </w:pPr>
+      <w:r>
+        <w:rPr>
+          <w:lang w:val="en-NZ"/>
+        </w:rPr>
+        <w:t xml:space="preserve">Use </w:t>
+      </w:r>
+      <w:proofErr w:type="spellStart"/>
+      <w:r>
+        <w:rPr>
+          <w:lang w:val="en-NZ"/>
+        </w:rPr>
+        <w:t>Tshark</w:t>
+      </w:r>
+      <w:proofErr w:type="spellEnd"/>
+      <w:r>
+        <w:rPr>
+          <w:lang w:val="en-NZ"/>
+        </w:rPr>
+        <w:t xml:space="preserve"> to convert a </w:t>
+      </w:r>
+      <w:proofErr w:type="spellStart"/>
+      <w:r>
+        <w:rPr>
+          <w:lang w:val="en-NZ"/>
+        </w:rPr>
+        <w:t>pcap</w:t>
+      </w:r>
+      <w:proofErr w:type="spellEnd"/>
+      <w:r>
+        <w:rPr>
+          <w:lang w:val="en-NZ"/>
+        </w:rPr>
+        <w:t xml:space="preserve"> to</w:t>
+      </w:r>
+      <w:r>
+        <w:rPr>
+          <w:lang w:val="en-NZ"/>
+        </w:rPr>
+        <w:t xml:space="preserve"> a text </w:t>
+      </w:r>
+      <w:r>
+        <w:rPr>
+          <w:lang w:val="en-NZ"/>
+        </w:rPr>
+        <w:t>format</w:t>
+      </w:r>
+      <w:r>
+        <w:rPr>
+          <w:lang w:val="en-NZ"/>
+        </w:rPr>
+        <w:t xml:space="preserve"> that AI can read</w:t>
+      </w:r>
+      <w:r>
+        <w:rPr>
+          <w:lang w:val="en-NZ"/>
+        </w:rPr>
+        <w:t>.</w:t>
+      </w:r>
+      <w:r>
+        <w:rPr>
+          <w:lang w:val="en-NZ"/>
+        </w:rPr>
+        <w:t xml:space="preserve"> </w:t>
+      </w:r>
+      <w:r>
+        <w:rPr>
+          <w:lang w:val="en-NZ"/>
+        </w:rPr>
+        <w:t>Effectiveness seems to depend on the quality of the prompt you give it, or maybe the model.</w:t>
+      </w:r>
+    </w:p>
+    <w:p>
+      <w:pPr>
+        <w:rPr>
+          <w:lang w:val="en-NZ"/>
+        </w:rPr>
+      </w:pPr>
+      <w:r>
+        <w:rPr>
+          <w:lang w:val="en-NZ"/>
+        </w:rPr>
+        <w:t xml:space="preserve">AI can identify common TLS failures by analysing the handshake </w:t>
+      </w:r>
+      <w:r>
+        <w:rPr>
+          <w:lang w:val="en-NZ"/>
+        </w:rPr>
+        <w:t xml:space="preserve">byte </w:t>
+      </w:r>
+      <w:r>
+        <w:rPr>
+          <w:lang w:val="en-NZ"/>
+        </w:rPr>
+        <w:t>stream.</w:t>
       </w:r>
     </w:p>
     <w:sectPr>

--- a/Research Logs/Dave/Research notes.docx
+++ b/Research Logs/Dave/Research notes.docx
@@ -86,7 +86,21 @@
         <w:rPr>
           <w:lang w:val="en-NZ"/>
         </w:rPr>
-        <w:t xml:space="preserve"> To Do, In Progress, Review, Done.</w:t>
+        <w:t xml:space="preserve"> To Do, In Progress, Review, </w:t>
+      </w:r>
+      <w:proofErr w:type="gramStart"/>
+      <w:r>
+        <w:rPr>
+          <w:lang w:val="en-NZ"/>
+        </w:rPr>
+        <w:t>Done</w:t>
+      </w:r>
+      <w:proofErr w:type="gramEnd"/>
+      <w:r>
+        <w:rPr>
+          <w:lang w:val="en-NZ"/>
+        </w:rPr>
+        <w:t>.</w:t>
       </w:r>
       <w:r>
         <w:rPr>
@@ -119,7 +133,21 @@
           <w:lang w:val="en-NZ"/>
         </w:rPr>
         <w:br/>
-        <w:t>Set WIP limits: Each stage can only have X amount of tasks in them, encouraging flow</w:t>
+        <w:t xml:space="preserve">Set WIP limits: Each stage can only have X </w:t>
+      </w:r>
+      <w:proofErr w:type="gramStart"/>
+      <w:r>
+        <w:rPr>
+          <w:lang w:val="en-NZ"/>
+        </w:rPr>
+        <w:t>amount</w:t>
+      </w:r>
+      <w:proofErr w:type="gramEnd"/>
+      <w:r>
+        <w:rPr>
+          <w:lang w:val="en-NZ"/>
+        </w:rPr>
+        <w:t xml:space="preserve"> of tasks in them, encouraging flow</w:t>
       </w:r>
       <w:r>
         <w:rPr>
@@ -318,7 +346,21 @@
         <w:rPr>
           <w:lang w:val="en-NZ"/>
         </w:rPr>
-        <w:t>STATIK: Systems Thinking Approach To Introducing Kanban</w:t>
+        <w:t xml:space="preserve">STATIK: Systems Thinking Approach </w:t>
+      </w:r>
+      <w:proofErr w:type="gramStart"/>
+      <w:r>
+        <w:rPr>
+          <w:lang w:val="en-NZ"/>
+        </w:rPr>
+        <w:t>To</w:t>
+      </w:r>
+      <w:proofErr w:type="gramEnd"/>
+      <w:r>
+        <w:rPr>
+          <w:lang w:val="en-NZ"/>
+        </w:rPr>
+        <w:t xml:space="preserve"> Introducing Kanban</w:t>
       </w:r>
     </w:p>
     <w:p>
@@ -419,7 +461,21 @@
           <w:lang w:val="en-NZ"/>
         </w:rPr>
         <w:lastRenderedPageBreak/>
-        <w:t>Goal is to dev tech based solutions</w:t>
+        <w:t xml:space="preserve">Goal is to dev </w:t>
+      </w:r>
+      <w:proofErr w:type="gramStart"/>
+      <w:r>
+        <w:rPr>
+          <w:lang w:val="en-NZ"/>
+        </w:rPr>
+        <w:t>tech based</w:t>
+      </w:r>
+      <w:proofErr w:type="gramEnd"/>
+      <w:r>
+        <w:rPr>
+          <w:lang w:val="en-NZ"/>
+        </w:rPr>
+        <w:t xml:space="preserve"> solutions</w:t>
       </w:r>
       <w:r>
         <w:rPr>
@@ -1258,7 +1314,21 @@
         <w:rPr>
           <w:lang w:val="en-NZ"/>
         </w:rPr>
-        <w:t xml:space="preserve">It’s digital forensics. You have to have evidence on things, everything has to be citeable. </w:t>
+        <w:t xml:space="preserve">It’s digital forensics. You have to have evidence on </w:t>
+      </w:r>
+      <w:proofErr w:type="gramStart"/>
+      <w:r>
+        <w:rPr>
+          <w:lang w:val="en-NZ"/>
+        </w:rPr>
+        <w:t>things,</w:t>
+      </w:r>
+      <w:proofErr w:type="gramEnd"/>
+      <w:r>
+        <w:rPr>
+          <w:lang w:val="en-NZ"/>
+        </w:rPr>
+        <w:t xml:space="preserve"> everything has to be citeable. </w:t>
       </w:r>
       <w:r>
         <w:rPr>
@@ -1919,6 +1989,169 @@
         </w:rPr>
         <w:t>stream.</w:t>
       </w:r>
+    </w:p>
+    <w:p>
+      <w:pPr>
+        <w:rPr>
+          <w:b/>
+          <w:bCs/>
+          <w:lang w:val="en-NZ"/>
+        </w:rPr>
+      </w:pPr>
+      <w:r>
+        <w:rPr>
+          <w:b/>
+          <w:bCs/>
+          <w:lang w:val="en-NZ"/>
+        </w:rPr>
+        <w:t xml:space="preserve">AI </w:t>
+      </w:r>
+      <w:r>
+        <w:rPr>
+          <w:b/>
+          <w:bCs/>
+          <w:lang w:val="en-NZ"/>
+        </w:rPr>
+        <w:t xml:space="preserve">Integration in </w:t>
+      </w:r>
+      <w:r>
+        <w:rPr>
+          <w:b/>
+          <w:bCs/>
+          <w:lang w:val="en-NZ"/>
+        </w:rPr>
+        <w:t>DF</w:t>
+      </w:r>
+    </w:p>
+    <w:p>
+      <w:pPr>
+        <w:rPr>
+          <w:lang w:val="en-NZ"/>
+        </w:rPr>
+      </w:pPr>
+      <w:r>
+        <w:rPr>
+          <w:lang w:val="en-NZ"/>
+        </w:rPr>
+        <w:t xml:space="preserve">Can LLMs assist in writing digital forensics reports? Issues with backlog in forensic labs due to </w:t>
+      </w:r>
+      <w:r>
+        <w:rPr>
+          <w:lang w:val="en-NZ"/>
+        </w:rPr>
+        <w:t>staff shortages and more electronic devices.</w:t>
+      </w:r>
+    </w:p>
+    <w:p>
+      <w:pPr>
+        <w:rPr>
+          <w:lang w:val="en-NZ"/>
+        </w:rPr>
+      </w:pPr>
+      <w:r>
+        <w:rPr>
+          <w:lang w:val="en-NZ"/>
+        </w:rPr>
+        <w:t xml:space="preserve">Certain sections can be automated, but the quality </w:t>
+      </w:r>
+      <w:r>
+        <w:rPr>
+          <w:lang w:val="en-NZ"/>
+        </w:rPr>
+        <w:t>varies by model. Issues such as model size, generation time, and hallucinations are challenges.</w:t>
+      </w:r>
+    </w:p>
+    <w:p>
+      <w:pPr>
+        <w:rPr>
+          <w:lang w:val="en-NZ"/>
+        </w:rPr>
+      </w:pPr>
+      <w:r>
+        <w:rPr>
+          <w:lang w:val="en-NZ"/>
+        </w:rPr>
+        <w:t xml:space="preserve">LLMs good at pattern </w:t>
+      </w:r>
+      <w:proofErr w:type="spellStart"/>
+      <w:r>
+        <w:rPr>
+          <w:lang w:val="en-NZ"/>
+        </w:rPr>
+        <w:t>recog</w:t>
+      </w:r>
+      <w:proofErr w:type="spellEnd"/>
+      <w:r>
+        <w:rPr>
+          <w:lang w:val="en-NZ"/>
+        </w:rPr>
+        <w:t>, evidence analysis, and presentation/reporting.</w:t>
+      </w:r>
+    </w:p>
+    <w:p>
+      <w:proofErr w:type="spellStart"/>
+      <w:r>
+        <w:rPr>
+          <w:lang w:val="en-NZ"/>
+        </w:rPr>
+        <w:t>Wazuh</w:t>
+      </w:r>
+      <w:proofErr w:type="spellEnd"/>
+      <w:r>
+        <w:rPr>
+          <w:lang w:val="en-NZ"/>
+        </w:rPr>
+        <w:t xml:space="preserve">: </w:t>
+      </w:r>
+      <w:r>
+        <w:t>Demonstrates the same general pattern as our project: Nmap output captured first, then handed to an LLM for interpretation</w:t>
+      </w:r>
+    </w:p>
+    <w:p>
+      <w:pPr>
+        <w:rPr>
+          <w:lang w:val="en-NZ"/>
+        </w:rPr>
+      </w:pPr>
+      <w:r>
+        <w:rPr>
+          <w:lang w:val="en-NZ"/>
+        </w:rPr>
+        <w:t>A</w:t>
+      </w:r>
+      <w:r>
+        <w:rPr>
+          <w:lang w:val="en-NZ"/>
+        </w:rPr>
+        <w:t>daptive scanning, anomaly detection, predictive analysis, automated threat response.</w:t>
+      </w:r>
+      <w:r>
+        <w:rPr>
+          <w:lang w:val="en-NZ"/>
+        </w:rPr>
+        <w:t xml:space="preserve"> Challenges of data privacy, hallucinations, compute </w:t>
+      </w:r>
+      <w:proofErr w:type="spellStart"/>
+      <w:r>
+        <w:rPr>
+          <w:lang w:val="en-NZ"/>
+        </w:rPr>
+        <w:t>reqs</w:t>
+      </w:r>
+      <w:proofErr w:type="spellEnd"/>
+      <w:r>
+        <w:rPr>
+          <w:lang w:val="en-NZ"/>
+        </w:rPr>
+        <w:t>.</w:t>
+      </w:r>
+    </w:p>
+    <w:p>
+      <w:pPr>
+        <w:rPr>
+          <w:lang w:val="en-NZ"/>
+        </w:rPr>
+      </w:pPr>
     </w:p>
     <w:sectPr>
       <w:pgSz w:w="11906" w:h="16838"/>
@@ -2557,7 +2790,6 @@
   <w:style w:type="character" w:default="1" w:styleId="DefaultParagraphFont">
     <w:name w:val="Default Paragraph Font"/>
     <w:uiPriority w:val="1"/>
-    <w:semiHidden/>
     <w:unhideWhenUsed/>
   </w:style>
   <w:style w:type="table" w:default="1" w:styleId="TableNormal">

--- a/Research Logs/Dave/Research notes.docx
+++ b/Research Logs/Dave/Research notes.docx
@@ -544,7 +544,21 @@
         <w:rPr>
           <w:lang w:val="en-NZ"/>
         </w:rPr>
-        <w:t xml:space="preserve"> to both tech and management oriented audiences.</w:t>
+        <w:t xml:space="preserve"> to both tech and </w:t>
+      </w:r>
+      <w:proofErr w:type="gramStart"/>
+      <w:r>
+        <w:rPr>
+          <w:lang w:val="en-NZ"/>
+        </w:rPr>
+        <w:t>management oriented</w:t>
+      </w:r>
+      <w:proofErr w:type="gramEnd"/>
+      <w:r>
+        <w:rPr>
+          <w:lang w:val="en-NZ"/>
+        </w:rPr>
+        <w:t xml:space="preserve"> audiences.</w:t>
       </w:r>
     </w:p>
     <w:p>
@@ -2152,6 +2166,82 @@
           <w:lang w:val="en-NZ"/>
         </w:rPr>
       </w:pPr>
+    </w:p>
+    <w:p>
+      <w:pPr>
+        <w:rPr>
+          <w:b/>
+          <w:bCs/>
+          <w:lang w:val="en-NZ"/>
+        </w:rPr>
+      </w:pPr>
+      <w:r>
+        <w:rPr>
+          <w:b/>
+          <w:bCs/>
+          <w:lang w:val="en-NZ"/>
+        </w:rPr>
+        <w:t>Magic</w:t>
+      </w:r>
+      <w:r>
+        <w:rPr>
+          <w:b/>
+          <w:bCs/>
+          <w:lang w:val="en-NZ"/>
+        </w:rPr>
+        <w:t xml:space="preserve"> Numbers</w:t>
+      </w:r>
+    </w:p>
+    <w:p>
+      <w:pPr>
+        <w:rPr>
+          <w:lang w:val="en-NZ"/>
+        </w:rPr>
+      </w:pPr>
+      <w:r>
+        <w:rPr>
+          <w:lang w:val="en-NZ"/>
+        </w:rPr>
+        <w:t>Basically variables? Use them for better readability, m</w:t>
+      </w:r>
+      <w:r>
+        <w:rPr>
+          <w:lang w:val="en-NZ"/>
+        </w:rPr>
+        <w:t>aintainability, documentation, detecting typos, reducing typing.</w:t>
+      </w:r>
+    </w:p>
+    <w:p>
+      <w:pPr>
+        <w:rPr>
+          <w:lang w:val="en-NZ"/>
+        </w:rPr>
+      </w:pPr>
+      <w:r>
+        <w:rPr>
+          <w:lang w:val="en-NZ"/>
+        </w:rPr>
+        <w:t>Files use them at the start of requests to differentiate what</w:t>
+      </w:r>
+      <w:r>
+        <w:rPr>
+          <w:lang w:val="en-NZ"/>
+        </w:rPr>
+        <w:t xml:space="preserve"> kind of files they are.</w:t>
+      </w:r>
+    </w:p>
+    <w:p>
+      <w:pPr>
+        <w:rPr>
+          <w:lang w:val="en-NZ"/>
+        </w:rPr>
+      </w:pPr>
+      <w:r>
+        <w:rPr>
+          <w:lang w:val="en-NZ"/>
+        </w:rPr>
+        <w:t>Also used for various protocols and debug values.</w:t>
+      </w:r>
     </w:p>
     <w:sectPr>
       <w:pgSz w:w="11906" w:h="16838"/>
@@ -2790,6 +2880,7 @@
   <w:style w:type="character" w:default="1" w:styleId="DefaultParagraphFont">
     <w:name w:val="Default Paragraph Font"/>
     <w:uiPriority w:val="1"/>
+    <w:semiHidden/>
     <w:unhideWhenUsed/>
   </w:style>
   <w:style w:type="table" w:default="1" w:styleId="TableNormal">
